--- a/docs/features/Status_Summary.docx
+++ b/docs/features/Status_Summary.docx
@@ -2,7 +2,7 @@
 <file path=word/document.xml><?xml version="1.0" encoding="utf-8"?>
 <w:document xmlns:w="http://schemas.openxmlformats.org/wordprocessingml/2006/main" xmlns:m="http://schemas.openxmlformats.org/officeDocument/2006/math" xmlns:r="http://schemas.openxmlformats.org/officeDocument/2006/relationships" xmlns:o="urn:schemas-microsoft-com:office:office" xmlns:v="urn:schemas-microsoft-com:vml" xmlns:w10="urn:schemas-microsoft-com:office:word" xmlns:a="http://schemas.openxmlformats.org/drawingml/2006/main" xmlns:pic="http://schemas.openxmlformats.org/drawingml/2006/picture" xmlns:wp="http://schemas.openxmlformats.org/drawingml/2006/wordprocessingDrawing">
   <w:body>
-    <w:bookmarkStart w:id="20" w:name="feature-status-summary"/>
+    <w:bookmarkStart w:id="21" w:name="feature-status-summary"/>
     <w:p>
       <w:pPr>
         <w:pStyle w:val="Heading1"/>
@@ -26,7 +26,7 @@
         <w:t xml:space="preserve"> </w:t>
       </w:r>
       <w:r>
-        <w:t xml:space="preserve">1</w:t>
+        <w:t xml:space="preserve">2</w:t>
       </w:r>
       <w:r>
         <w:t xml:space="preserve"> </w:t>
@@ -42,7 +42,7 @@
         <w:t xml:space="preserve"> </w:t>
       </w:r>
       <w:r>
-        <w:t xml:space="preserve">2026-06-15T15:27:34Z</w:t>
+        <w:t xml:space="preserve">2026-06-16T08:00:00Z</w:t>
       </w:r>
       <w:r>
         <w:t xml:space="preserve"> </w:t>
@@ -102,7 +102,7 @@
         </w:pict>
       </w:r>
     </w:p>
-    <w:bookmarkStart w:id="13" w:name="X3720b639fd241cb9cccc6b6be91fd4fac2f2c38"/>
+    <w:bookmarkStart w:id="14" w:name="X33d3a193bbf34146d391acd1012d938e9c21bb3"/>
     <w:p>
       <w:pPr>
         <w:pStyle w:val="Heading2"/>
@@ -360,13 +360,13 @@
       </w:r>
     </w:p>
     <w:bookmarkEnd w:id="10"/>
-    <w:bookmarkStart w:id="11" w:name="what-is-pending"/>
+    <w:bookmarkStart w:id="11" w:name="what-is-recorded-so-far"/>
     <w:p>
       <w:pPr>
         <w:pStyle w:val="Heading3"/>
       </w:pPr>
       <w:r>
-        <w:t xml:space="preserve">What is pending</w:t>
+        <w:t xml:space="preserve">What is recorded so far</w:t>
       </w:r>
     </w:p>
     <w:p>
@@ -382,49 +382,46 @@
           <w:b/>
           <w:bCs/>
         </w:rPr>
-        <w:t xml:space="preserve">No video recordings exist yet.</w:t>
-      </w:r>
-      <w:r>
-        <w:t xml:space="preserve"> </w:t>
-      </w:r>
-      <w:r>
-        <w:t xml:space="preserve">Every feature still needs a recorded</w:t>
-      </w:r>
-      <w:r>
-        <w:t xml:space="preserve"> </w:t>
-      </w:r>
-      <w:r>
-        <w:t xml:space="preserve">“real use”</w:t>
-      </w:r>
-      <w:r>
-        <w:t xml:space="preserve"> </w:t>
-      </w:r>
-      <w:r>
-        <w:t xml:space="preserve">video showing it genuinely working for an end user. Until those</w:t>
-      </w:r>
-      <w:r>
-        <w:t xml:space="preserve"> </w:t>
-      </w:r>
-      <w:r>
-        <w:t xml:space="preserve">recordings are made and reviewed, NO feature is marked</w:t>
-      </w:r>
-      <w:r>
-        <w:t xml:space="preserve"> </w:t>
-      </w:r>
-      <w:r>
-        <w:t xml:space="preserve">“video-confirmed”</w:t>
-      </w:r>
-      <w:r>
-        <w:t xml:space="preserve"> </w:t>
-      </w:r>
-      <w:r>
-        <w:t xml:space="preserve">—</w:t>
-      </w:r>
-      <w:r>
-        <w:t xml:space="preserve"> </w:t>
-      </w:r>
-      <w:r>
-        <w:t xml:space="preserve">every single one reads</w:t>
+        <w:t xml:space="preserve">Five screens are now video-confirmed</w:t>
+      </w:r>
+      <w:r>
+        <w:t xml:space="preserve"> </w:t>
+      </w:r>
+      <w:r>
+        <w:t xml:space="preserve">by a real captured screenshot/transcript</w:t>
+      </w:r>
+      <w:r>
+        <w:t xml:space="preserve"> </w:t>
+      </w:r>
+      <w:r>
+        <w:t xml:space="preserve">of the genuinely-running system: the Dashboard, the Боба landing page, the</w:t>
+      </w:r>
+      <w:r>
+        <w:t xml:space="preserve"> </w:t>
+      </w:r>
+      <w:r>
+        <w:t xml:space="preserve">classic MeTube interface, the post-processing status page, and the</w:t>
+      </w:r>
+      <w:r>
+        <w:t xml:space="preserve"> </w:t>
+      </w:r>
+      <w:r>
+        <w:rPr>
+          <w:rStyle w:val="VerbatimChar"/>
+        </w:rPr>
+        <w:t xml:space="preserve">./status</w:t>
+      </w:r>
+      <w:r>
+        <w:t xml:space="preserve"> </w:t>
+      </w:r>
+      <w:r>
+        <w:t xml:space="preserve">health command. Each was examined and confirmed to be working — no blank, frozen,</w:t>
+      </w:r>
+      <w:r>
+        <w:t xml:space="preserve"> </w:t>
+      </w:r>
+      <w:r>
+        <w:t xml:space="preserve">or error screens.</w:t>
       </w:r>
       <w:r>
         <w:t xml:space="preserve"> </w:t>
@@ -434,19 +431,78 @@
           <w:b/>
           <w:bCs/>
         </w:rPr>
-        <w:t xml:space="preserve">“PENDING — not yet recorded.”</w:t>
-      </w:r>
-      <w:r>
-        <w:t xml:space="preserve"> </w:t>
-      </w:r>
-      <w:r>
-        <w:t xml:space="preserve">This is the honest</w:t>
-      </w:r>
-      <w:r>
-        <w:t xml:space="preserve"> </w:t>
-      </w:r>
-      <w:r>
-        <w:t xml:space="preserve">status, not a placeholder.</w:t>
+        <w:t xml:space="preserve">These confirm the screens</w:t>
+      </w:r>
+      <w:r>
+        <w:rPr>
+          <w:b/>
+          <w:bCs/>
+        </w:rPr>
+        <w:t xml:space="preserve"> </w:t>
+      </w:r>
+      <w:r>
+        <w:rPr>
+          <w:b/>
+          <w:bCs/>
+          <w:i/>
+          <w:iCs/>
+        </w:rPr>
+        <w:t xml:space="preserve">look right and respond</w:t>
+      </w:r>
+      <w:r>
+        <w:rPr>
+          <w:b/>
+          <w:bCs/>
+        </w:rPr>
+        <w:t xml:space="preserve">; they do</w:t>
+      </w:r>
+      <w:r>
+        <w:rPr>
+          <w:b/>
+          <w:bCs/>
+        </w:rPr>
+        <w:t xml:space="preserve"> </w:t>
+      </w:r>
+      <w:r>
+        <w:rPr>
+          <w:b/>
+          <w:bCs/>
+        </w:rPr>
+        <w:t xml:space="preserve">not yet prove the full end-to-end</w:t>
+      </w:r>
+      <w:r>
+        <w:rPr>
+          <w:b/>
+          <w:bCs/>
+        </w:rPr>
+        <w:t xml:space="preserve"> </w:t>
+      </w:r>
+      <w:r>
+        <w:rPr>
+          <w:b/>
+          <w:bCs/>
+          <w:i/>
+          <w:iCs/>
+        </w:rPr>
+        <w:t xml:space="preserve">flows</w:t>
+      </w:r>
+      <w:r>
+        <w:t xml:space="preserve"> </w:t>
+      </w:r>
+      <w:r>
+        <w:t xml:space="preserve">(downloading a video all the way to a</w:t>
+      </w:r>
+      <w:r>
+        <w:t xml:space="preserve"> </w:t>
+      </w:r>
+      <w:r>
+        <w:t xml:space="preserve">web-ready copy, or uploading cookies start to finish). Those flow recordings are</w:t>
+      </w:r>
+      <w:r>
+        <w:t xml:space="preserve"> </w:t>
+      </w:r>
+      <w:r>
+        <w:t xml:space="preserve">the next step.</w:t>
       </w:r>
     </w:p>
     <w:p>
@@ -458,7 +514,7 @@
         </w:numPr>
       </w:pPr>
       <w:r>
-        <w:t xml:space="preserve">A planned</w:t>
+        <w:t xml:space="preserve">Every other feature still reads</w:t>
       </w:r>
       <w:r>
         <w:t xml:space="preserve"> </w:t>
@@ -468,84 +524,29 @@
           <w:b/>
           <w:bCs/>
         </w:rPr>
-        <w:t xml:space="preserve">media post-processing</w:t>
-      </w:r>
-      <w:r>
-        <w:t xml:space="preserve"> </w:t>
-      </w:r>
-      <w:r>
-        <w:t xml:space="preserve">capability — making web-ready video</w:t>
-      </w:r>
-      <w:r>
-        <w:t xml:space="preserve"> </w:t>
-      </w:r>
-      <w:r>
-        <w:t xml:space="preserve">versions, pulling out MP3 audio, showing pipeline progress in the dashboard,</w:t>
-      </w:r>
-      <w:r>
-        <w:t xml:space="preserve"> </w:t>
-      </w:r>
-      <w:r>
-        <w:t xml:space="preserve">and resuming interrupted downloads — is</w:t>
-      </w:r>
-      <w:r>
-        <w:t xml:space="preserve"> </w:t>
-      </w:r>
-      <w:r>
-        <w:rPr>
-          <w:b/>
-          <w:bCs/>
-        </w:rPr>
-        <w:t xml:space="preserve">not built yet</w:t>
-      </w:r>
-      <w:r>
-        <w:t xml:space="preserve">.</w:t>
-      </w:r>
-    </w:p>
-    <w:p>
-      <w:pPr>
-        <w:pStyle w:val="Compact"/>
-        <w:numPr>
-          <w:ilvl w:val="0"/>
-          <w:numId w:val="1003"/>
-        </w:numPr>
-      </w:pPr>
-      <w:r>
-        <w:t xml:space="preserve">The automated tests and challenges exist and cover the features, but a full,</w:t>
-      </w:r>
-      <w:r>
-        <w:t xml:space="preserve"> </w:t>
-      </w:r>
-      <w:r>
-        <w:t xml:space="preserve">clean, evidence-captured test run is not yet on record in this document, so</w:t>
-      </w:r>
-      <w:r>
-        <w:t xml:space="preserve"> </w:t>
-      </w:r>
-      <w:r>
-        <w:t xml:space="preserve">verdicts read</w:t>
-      </w:r>
-      <w:r>
-        <w:t xml:space="preserve"> </w:t>
-      </w:r>
-      <w:r>
-        <w:t xml:space="preserve">“PENDING_FORENSICS”</w:t>
-      </w:r>
-      <w:r>
-        <w:t xml:space="preserve"> </w:t>
-      </w:r>
-      <w:r>
-        <w:t xml:space="preserve">rather than a confirmed PASS.</w:t>
+        <w:t xml:space="preserve">"PENDING — not yet recorded."</w:t>
+      </w:r>
+      <w:r>
+        <w:t xml:space="preserve"> </w:t>
+      </w:r>
+      <w:r>
+        <w:t xml:space="preserve">This is the</w:t>
+      </w:r>
+      <w:r>
+        <w:t xml:space="preserve"> </w:t>
+      </w:r>
+      <w:r>
+        <w:t xml:space="preserve">honest status, not a placeholder.</w:t>
       </w:r>
     </w:p>
     <w:bookmarkEnd w:id="11"/>
-    <w:bookmarkStart w:id="12" w:name="team-actions"/>
+    <w:bookmarkStart w:id="12" w:name="what-is-now-built-was-planned"/>
     <w:p>
       <w:pPr>
         <w:pStyle w:val="Heading3"/>
       </w:pPr>
       <w:r>
-        <w:t xml:space="preserve">Team actions</w:t>
+        <w:t xml:space="preserve">What is now built (was "planned")</w:t>
       </w:r>
     </w:p>
     <w:p>
@@ -557,13 +558,57 @@
         </w:numPr>
       </w:pPr>
       <w:r>
-        <w:t xml:space="preserve">None blocking. The VPN mode needs the operator’s own VPN credentials to run</w:t>
-      </w:r>
-      <w:r>
-        <w:t xml:space="preserve"> </w:t>
-      </w:r>
-      <w:r>
-        <w:t xml:space="preserve">live, but the code path is in place.</w:t>
+        <w:t xml:space="preserve">The</w:t>
+      </w:r>
+      <w:r>
+        <w:t xml:space="preserve"> </w:t>
+      </w:r>
+      <w:r>
+        <w:rPr>
+          <w:b/>
+          <w:bCs/>
+        </w:rPr>
+        <w:t xml:space="preserve">media post-processing</w:t>
+      </w:r>
+      <w:r>
+        <w:t xml:space="preserve"> </w:t>
+      </w:r>
+      <w:r>
+        <w:t xml:space="preserve">capability is</w:t>
+      </w:r>
+      <w:r>
+        <w:t xml:space="preserve"> </w:t>
+      </w:r>
+      <w:r>
+        <w:rPr>
+          <w:b/>
+          <w:bCs/>
+        </w:rPr>
+        <w:t xml:space="preserve">now built and shipped</w:t>
+      </w:r>
+      <w:r>
+        <w:t xml:space="preserve"> </w:t>
+      </w:r>
+      <w:r>
+        <w:t xml:space="preserve">(version</w:t>
+      </w:r>
+      <w:r>
+        <w:t xml:space="preserve"> </w:t>
+      </w:r>
+      <w:r>
+        <w:rPr>
+          <w:rStyle w:val="VerbatimChar"/>
+        </w:rPr>
+        <w:t xml:space="preserve">ytdlp-1.4.0</w:t>
+      </w:r>
+      <w:r>
+        <w:t xml:space="preserve">): it makes web-ready video copies (6+ already on disk), can pull</w:t>
+      </w:r>
+      <w:r>
+        <w:t xml:space="preserve"> </w:t>
+      </w:r>
+      <w:r>
+        <w:t xml:space="preserve">out MP3 audio, and reports live pipeline progress through a status page.</w:t>
       </w:r>
     </w:p>
     <w:p>
@@ -575,58 +620,60 @@
         </w:numPr>
       </w:pPr>
       <w:r>
-        <w:t xml:space="preserve">Next milestone: record the per-feature real-use videos so features can move</w:t>
-      </w:r>
-      <w:r>
-        <w:t xml:space="preserve"> </w:t>
-      </w:r>
-      <w:r>
-        <w:t xml:space="preserve">from</w:t>
-      </w:r>
-      <w:r>
-        <w:t xml:space="preserve"> </w:t>
-      </w:r>
-      <w:r>
-        <w:t xml:space="preserve">“pending”</w:t>
-      </w:r>
-      <w:r>
-        <w:t xml:space="preserve"> </w:t>
-      </w:r>
-      <w:r>
-        <w:t xml:space="preserve">to genuinely</w:t>
-      </w:r>
-      <w:r>
-        <w:t xml:space="preserve"> </w:t>
-      </w:r>
-      <w:r>
-        <w:t xml:space="preserve">“confirmed.”</w:t>
-      </w:r>
-    </w:p>
-    <w:p>
-      <w:r>
-        <w:pict>
-          <v:rect style="width:0;height:1.5pt" o:hralign="center" o:hrstd="t" o:hr="t"/>
-        </w:pict>
+        <w:t xml:space="preserve">Still genuinely</w:t>
+      </w:r>
+      <w:r>
+        <w:t xml:space="preserve"> </w:t>
+      </w:r>
+      <w:r>
+        <w:rPr>
+          <w:b/>
+          <w:bCs/>
+        </w:rPr>
+        <w:t xml:space="preserve">not built</w:t>
+      </w:r>
+      <w:r>
+        <w:t xml:space="preserve">: a dashboard screen that shows pipeline progress</w:t>
+      </w:r>
+      <w:r>
+        <w:t xml:space="preserve"> </w:t>
+      </w:r>
+      <w:r>
+        <w:t xml:space="preserve">visually, and a "resume an interrupted download" feature.</w:t>
+      </w:r>
+    </w:p>
+    <w:p>
+      <w:pPr>
+        <w:pStyle w:val="Compact"/>
+        <w:numPr>
+          <w:ilvl w:val="0"/>
+          <w:numId w:val="1004"/>
+        </w:numPr>
+      </w:pPr>
+      <w:r>
+        <w:t xml:space="preserve">The automated tests and challenges exist and cover the features, but a full,</w:t>
+      </w:r>
+      <w:r>
+        <w:t xml:space="preserve"> </w:t>
+      </w:r>
+      <w:r>
+        <w:t xml:space="preserve">clean, evidence-captured test run is not yet on record in this document, so most</w:t>
+      </w:r>
+      <w:r>
+        <w:t xml:space="preserve"> </w:t>
+      </w:r>
+      <w:r>
+        <w:t xml:space="preserve">verdicts read "PENDING_FORENSICS" rather than a confirmed PASS.</w:t>
       </w:r>
     </w:p>
     <w:bookmarkEnd w:id="12"/>
-    <w:bookmarkEnd w:id="13"/>
-    <w:bookmarkStart w:id="19" w:name="page-2-for-software-engineers"/>
-    <w:p>
-      <w:pPr>
-        <w:pStyle w:val="Heading2"/>
-      </w:pPr>
-      <w:r>
-        <w:t xml:space="preserve">Page 2 — For software engineers</w:t>
-      </w:r>
-    </w:p>
-    <w:bookmarkStart w:id="14" w:name="file-path-anchors"/>
+    <w:bookmarkStart w:id="13" w:name="team-actions"/>
     <w:p>
       <w:pPr>
         <w:pStyle w:val="Heading3"/>
       </w:pPr>
       <w:r>
-        <w:t xml:space="preserve">File-path anchors</w:t>
+        <w:t xml:space="preserve">Team actions</w:t>
       </w:r>
     </w:p>
     <w:p>
@@ -638,191 +685,13 @@
         </w:numPr>
       </w:pPr>
       <w:r>
-        <w:rPr>
-          <w:b/>
-          <w:bCs/>
-        </w:rPr>
-        <w:t xml:space="preserve">Services:</w:t>
-      </w:r>
-      <w:r>
-        <w:t xml:space="preserve"> </w:t>
-      </w:r>
-      <w:r>
-        <w:rPr>
-          <w:rStyle w:val="VerbatimChar"/>
-        </w:rPr>
-        <w:t xml:space="preserve">docker-compose.yml</w:t>
-      </w:r>
-      <w:r>
-        <w:t xml:space="preserve"> </w:t>
-      </w:r>
-      <w:r>
-        <w:t xml:space="preserve">—</w:t>
-      </w:r>
-      <w:r>
-        <w:t xml:space="preserve"> </w:t>
-      </w:r>
-      <w:r>
-        <w:rPr>
-          <w:rStyle w:val="VerbatimChar"/>
-        </w:rPr>
-        <w:t xml:space="preserve">openvpn-yt-dlp</w:t>
-      </w:r>
-      <w:r>
-        <w:t xml:space="preserve">,</w:t>
-      </w:r>
-      <w:r>
-        <w:t xml:space="preserve"> </w:t>
-      </w:r>
-      <w:r>
-        <w:rPr>
-          <w:rStyle w:val="VerbatimChar"/>
-        </w:rPr>
-        <w:t xml:space="preserve">metube</w:t>
-      </w:r>
-      <w:r>
-        <w:t xml:space="preserve"> </w:t>
-      </w:r>
-      <w:r>
-        <w:t xml:space="preserve">/</w:t>
-      </w:r>
-      <w:r>
-        <w:t xml:space="preserve"> </w:t>
-      </w:r>
-      <w:r>
-        <w:rPr>
-          <w:rStyle w:val="VerbatimChar"/>
-        </w:rPr>
-        <w:t xml:space="preserve">metube-direct</w:t>
-      </w:r>
-      <w:r>
-        <w:t xml:space="preserve">,</w:t>
-      </w:r>
-      <w:r>
-        <w:t xml:space="preserve"> </w:t>
-      </w:r>
-      <w:r>
-        <w:rPr>
-          <w:rStyle w:val="VerbatimChar"/>
-        </w:rPr>
-        <w:t xml:space="preserve">landing-vpn</w:t>
-      </w:r>
-      <w:r>
-        <w:t xml:space="preserve"> </w:t>
-      </w:r>
-      <w:r>
-        <w:t xml:space="preserve">/</w:t>
-      </w:r>
-      <w:r>
-        <w:t xml:space="preserve"> </w:t>
-      </w:r>
-      <w:r>
-        <w:rPr>
-          <w:rStyle w:val="VerbatimChar"/>
-        </w:rPr>
-        <w:t xml:space="preserve">landing-no-vpn</w:t>
-      </w:r>
-      <w:r>
-        <w:t xml:space="preserve">,</w:t>
-      </w:r>
-      <w:r>
-        <w:t xml:space="preserve"> </w:t>
-      </w:r>
-      <w:r>
-        <w:rPr>
-          <w:rStyle w:val="VerbatimChar"/>
-        </w:rPr>
-        <w:t xml:space="preserve">yt-dlp-cli</w:t>
-      </w:r>
-      <w:r>
-        <w:t xml:space="preserve"> </w:t>
-      </w:r>
-      <w:r>
-        <w:t xml:space="preserve">/</w:t>
-      </w:r>
-      <w:r>
-        <w:t xml:space="preserve"> </w:t>
-      </w:r>
-      <w:r>
-        <w:rPr>
-          <w:rStyle w:val="VerbatimChar"/>
-        </w:rPr>
-        <w:t xml:space="preserve">yt-dlp-cli-vpn</w:t>
-      </w:r>
-      <w:r>
-        <w:t xml:space="preserve">,</w:t>
-      </w:r>
-      <w:r>
-        <w:t xml:space="preserve"> </w:t>
-      </w:r>
-      <w:r>
-        <w:rPr>
-          <w:rStyle w:val="VerbatimChar"/>
-        </w:rPr>
-        <w:t xml:space="preserve">dashboard</w:t>
-      </w:r>
-      <w:r>
-        <w:t xml:space="preserve">,</w:t>
-      </w:r>
-      <w:r>
-        <w:t xml:space="preserve"> </w:t>
-      </w:r>
-      <w:r>
-        <w:rPr>
-          <w:rStyle w:val="VerbatimChar"/>
-        </w:rPr>
-        <w:t xml:space="preserve">watchtower</w:t>
-      </w:r>
-      <w:r>
-        <w:t xml:space="preserve">. Profiles:</w:t>
-      </w:r>
-      <w:r>
-        <w:t xml:space="preserve"> </w:t>
-      </w:r>
-      <w:r>
-        <w:rPr>
-          <w:rStyle w:val="VerbatimChar"/>
-        </w:rPr>
-        <w:t xml:space="preserve">vpn</w:t>
-      </w:r>
-      <w:r>
-        <w:t xml:space="preserve">,</w:t>
-      </w:r>
-      <w:r>
-        <w:t xml:space="preserve"> </w:t>
-      </w:r>
-      <w:r>
-        <w:rPr>
-          <w:rStyle w:val="VerbatimChar"/>
-        </w:rPr>
-        <w:t xml:space="preserve">no-vpn</w:t>
-      </w:r>
-      <w:r>
-        <w:t xml:space="preserve">,</w:t>
-      </w:r>
-      <w:r>
-        <w:t xml:space="preserve"> </w:t>
-      </w:r>
-      <w:r>
-        <w:rPr>
-          <w:rStyle w:val="VerbatimChar"/>
-        </w:rPr>
-        <w:t xml:space="preserve">vpn-cli</w:t>
-      </w:r>
-      <w:r>
-        <w:t xml:space="preserve">,</w:t>
-      </w:r>
-      <w:r>
-        <w:t xml:space="preserve"> </w:t>
-      </w:r>
-      <w:r>
-        <w:rPr>
-          <w:rStyle w:val="VerbatimChar"/>
-        </w:rPr>
-        <w:t xml:space="preserve">docker</w:t>
-      </w:r>
-      <w:r>
-        <w:t xml:space="preserve">.</w:t>
+        <w:t xml:space="preserve">None blocking. The VPN mode needs the operator's own VPN credentials to run</w:t>
+      </w:r>
+      <w:r>
+        <w:t xml:space="preserve"> </w:t>
+      </w:r>
+      <w:r>
+        <w:t xml:space="preserve">live, but the code path is in place.</w:t>
       </w:r>
     </w:p>
     <w:p>
@@ -834,1079 +703,56 @@
         </w:numPr>
       </w:pPr>
       <w:r>
+        <w:t xml:space="preserve">Next milestone: record the end-to-end</w:t>
+      </w:r>
+      <w:r>
+        <w:t xml:space="preserve"> </w:t>
+      </w:r>
+      <w:r>
         <w:rPr>
           <w:b/>
           <w:bCs/>
         </w:rPr>
-        <w:t xml:space="preserve">Landing (Flask</w:t>
-      </w:r>
-      <w:r>
-        <w:rPr>
-          <w:b/>
-          <w:bCs/>
-        </w:rPr>
-        <w:t xml:space="preserve"> </w:t>
-      </w:r>
-      <w:r>
-        <w:rPr>
-          <w:b/>
-          <w:bCs/>
-        </w:rPr>
-        <w:t xml:space="preserve">‘Боба’</w:t>
-      </w:r>
-      <w:r>
-        <w:rPr>
-          <w:b/>
-          <w:bCs/>
-        </w:rPr>
-        <w:t xml:space="preserve">):</w:t>
-      </w:r>
-      <w:r>
-        <w:t xml:space="preserve"> </w:t>
-      </w:r>
-      <w:r>
-        <w:rPr>
-          <w:rStyle w:val="VerbatimChar"/>
-        </w:rPr>
-        <w:t xml:space="preserve">landing/app.py</w:t>
-      </w:r>
-      <w:r>
-        <w:t xml:space="preserve"> </w:t>
-      </w:r>
-      <w:r>
-        <w:t xml:space="preserve">— routes</w:t>
-      </w:r>
-      <w:r>
-        <w:t xml:space="preserve"> </w:t>
-      </w:r>
-      <w:r>
-        <w:rPr>
-          <w:rStyle w:val="VerbatimChar"/>
-        </w:rPr>
-        <w:t xml:space="preserve">/</w:t>
-      </w:r>
-      <w:r>
-        <w:t xml:space="preserve">,</w:t>
-      </w:r>
-      <w:r>
-        <w:t xml:space="preserve"> </w:t>
-      </w:r>
-      <w:r>
-        <w:rPr>
-          <w:rStyle w:val="VerbatimChar"/>
-        </w:rPr>
-        <w:t xml:space="preserve">/app</w:t>
-      </w:r>
-      <w:r>
-        <w:t xml:space="preserve">,</w:t>
-      </w:r>
-      <w:r>
-        <w:t xml:space="preserve"> </w:t>
-      </w:r>
-      <w:r>
-        <w:rPr>
-          <w:rStyle w:val="VerbatimChar"/>
-        </w:rPr>
-        <w:t xml:space="preserve">/api/upload-cookies</w:t>
-      </w:r>
-      <w:r>
-        <w:t xml:space="preserve">,</w:t>
-      </w:r>
-      <w:r>
-        <w:t xml:space="preserve"> </w:t>
-      </w:r>
-      <w:r>
-        <w:rPr>
-          <w:rStyle w:val="VerbatimChar"/>
-        </w:rPr>
-        <w:t xml:space="preserve">/api/delete-cookies</w:t>
-      </w:r>
-      <w:r>
-        <w:t xml:space="preserve">,</w:t>
-      </w:r>
-      <w:r>
-        <w:t xml:space="preserve"> </w:t>
-      </w:r>
-      <w:r>
-        <w:rPr>
-          <w:rStyle w:val="VerbatimChar"/>
-        </w:rPr>
-        <w:t xml:space="preserve">/api/cookie-status</w:t>
-      </w:r>
-      <w:r>
-        <w:t xml:space="preserve">,</w:t>
-      </w:r>
-      <w:r>
-        <w:t xml:space="preserve"> </w:t>
-      </w:r>
-      <w:r>
-        <w:rPr>
-          <w:rStyle w:val="VerbatimChar"/>
-        </w:rPr>
-        <w:t xml:space="preserve">/api/aborted-history</w:t>
-      </w:r>
-      <w:r>
-        <w:t xml:space="preserve"> </w:t>
-      </w:r>
-      <w:r>
-        <w:t xml:space="preserve">(GET/POST/DELETE),</w:t>
-      </w:r>
-      <w:r>
-        <w:t xml:space="preserve"> </w:t>
-      </w:r>
-      <w:r>
-        <w:rPr>
-          <w:rStyle w:val="VerbatimChar"/>
-        </w:rPr>
-        <w:t xml:space="preserve">/api/profile-status</w:t>
-      </w:r>
-      <w:r>
-        <w:t xml:space="preserve">,</w:t>
-      </w:r>
-      <w:r>
-        <w:t xml:space="preserve"> </w:t>
-      </w:r>
-      <w:r>
-        <w:rPr>
-          <w:rStyle w:val="VerbatimChar"/>
-        </w:rPr>
-        <w:t xml:space="preserve">/health</w:t>
-      </w:r>
-      <w:r>
-        <w:t xml:space="preserve">,</w:t>
-      </w:r>
-      <w:r>
-        <w:t xml:space="preserve"> </w:t>
-      </w:r>
-      <w:r>
-        <w:rPr>
-          <w:rStyle w:val="VerbatimChar"/>
-        </w:rPr>
-        <w:t xml:space="preserve">/logo.png</w:t>
-      </w:r>
-      <w:r>
-        <w:t xml:space="preserve">,</w:t>
-      </w:r>
-      <w:r>
-        <w:t xml:space="preserve"> </w:t>
-      </w:r>
-      <w:r>
-        <w:rPr>
-          <w:rStyle w:val="VerbatimChar"/>
-        </w:rPr>
-        <w:t xml:space="preserve">/favicon.ico</w:t>
-      </w:r>
-      <w:r>
-        <w:t xml:space="preserve">,</w:t>
-      </w:r>
-      <w:r>
-        <w:t xml:space="preserve"> </w:t>
-      </w:r>
-      <w:r>
-        <w:rPr>
-          <w:rStyle w:val="VerbatimChar"/>
-        </w:rPr>
-        <w:t xml:space="preserve">/api/delete-download</w:t>
-      </w:r>
-      <w:r>
-        <w:t xml:space="preserve">. Helpers</w:t>
-      </w:r>
-      <w:r>
-        <w:t xml:space="preserve"> </w:t>
-      </w:r>
-      <w:r>
-        <w:rPr>
-          <w:rStyle w:val="VerbatimChar"/>
-        </w:rPr>
-        <w:t xml:space="preserve">_validate_cookie_file</w:t>
-      </w:r>
-      <w:r>
-        <w:t xml:space="preserve">,</w:t>
-      </w:r>
-      <w:r>
-        <w:t xml:space="preserve"> </w:t>
-      </w:r>
-      <w:r>
-        <w:rPr>
-          <w:rStyle w:val="VerbatimChar"/>
-        </w:rPr>
-        <w:t xml:space="preserve">_summarize_cookies_by_platform</w:t>
-      </w:r>
-      <w:r>
-        <w:t xml:space="preserve">,</w:t>
-      </w:r>
-      <w:r>
-        <w:t xml:space="preserve"> </w:t>
-      </w:r>
-      <w:r>
-        <w:rPr>
-          <w:rStyle w:val="VerbatimChar"/>
-        </w:rPr>
-        <w:t xml:space="preserve">_aborted_history_lock</w:t>
-      </w:r>
-      <w:r>
-        <w:t xml:space="preserve"> </w:t>
-      </w:r>
-      <w:r>
-        <w:t xml:space="preserve">(flock at</w:t>
-      </w:r>
-      <w:r>
-        <w:t xml:space="preserve"> </w:t>
-      </w:r>
-      <w:r>
-        <w:rPr>
-          <w:rStyle w:val="VerbatimChar"/>
-        </w:rPr>
-        <w:t xml:space="preserve">/config/aborted.json.lock</w:t>
-      </w:r>
-      <w:r>
-        <w:t xml:space="preserve">).</w:t>
-      </w:r>
-    </w:p>
-    <w:p>
-      <w:pPr>
-        <w:pStyle w:val="Compact"/>
-        <w:numPr>
-          <w:ilvl w:val="0"/>
-          <w:numId w:val="1005"/>
-        </w:numPr>
-      </w:pPr>
-      <w:r>
-        <w:rPr>
-          <w:b/>
-          <w:bCs/>
-        </w:rPr>
-        <w:t xml:space="preserve">Dashboard (Angular 17 + nginx):</w:t>
-      </w:r>
-      <w:r>
-        <w:t xml:space="preserve"> </w:t>
-      </w:r>
-      <w:r>
-        <w:rPr>
-          <w:rStyle w:val="VerbatimChar"/>
-        </w:rPr>
-        <w:t xml:space="preserve">dashboard/src/app/</w:t>
-      </w:r>
-      <w:r>
-        <w:t xml:space="preserve"> </w:t>
-      </w:r>
-      <w:r>
-        <w:t xml:space="preserve">—</w:t>
-      </w:r>
-      <w:r>
-        <w:t xml:space="preserve"> </w:t>
-      </w:r>
-      <w:r>
-        <w:rPr>
-          <w:rStyle w:val="VerbatimChar"/>
-        </w:rPr>
-        <w:t xml:space="preserve">app.routes.ts</w:t>
-      </w:r>
-      <w:r>
-        <w:t xml:space="preserve"> </w:t>
-      </w:r>
-      <w:r>
-        <w:t xml:space="preserve">(</w:t>
-      </w:r>
-      <w:r>
-        <w:rPr>
-          <w:rStyle w:val="VerbatimChar"/>
-        </w:rPr>
-        <w:t xml:space="preserve">''</w:t>
-      </w:r>
-      <w:r>
-        <w:t xml:space="preserve"> </w:t>
-      </w:r>
-      <w:r>
-        <w:t xml:space="preserve">download-form,</w:t>
-      </w:r>
-      <w:r>
-        <w:t xml:space="preserve"> </w:t>
-      </w:r>
-      <w:r>
-        <w:rPr>
-          <w:rStyle w:val="VerbatimChar"/>
-        </w:rPr>
-        <w:t xml:space="preserve">queue</w:t>
-      </w:r>
-      <w:r>
-        <w:t xml:space="preserve">,</w:t>
-      </w:r>
-      <w:r>
-        <w:t xml:space="preserve"> </w:t>
-      </w:r>
-      <w:r>
-        <w:rPr>
-          <w:rStyle w:val="VerbatimChar"/>
-        </w:rPr>
-        <w:t xml:space="preserve">history</w:t>
-      </w:r>
-      <w:r>
-        <w:t xml:space="preserve">,</w:t>
-      </w:r>
-      <w:r>
-        <w:t xml:space="preserve"> </w:t>
-      </w:r>
-      <w:r>
-        <w:rPr>
-          <w:rStyle w:val="VerbatimChar"/>
-        </w:rPr>
-        <w:t xml:space="preserve">cookies</w:t>
-      </w:r>
-      <w:r>
-        <w:t xml:space="preserve">,</w:t>
-      </w:r>
-      <w:r>
-        <w:t xml:space="preserve"> </w:t>
-      </w:r>
-      <w:r>
-        <w:rPr>
-          <w:rStyle w:val="VerbatimChar"/>
-        </w:rPr>
-        <w:t xml:space="preserve">**</w:t>
-      </w:r>
-      <w:r>
-        <w:t xml:space="preserve"> </w:t>
-      </w:r>
-      <w:r>
-        <w:t xml:space="preserve">not-found);</w:t>
-      </w:r>
-      <w:r>
-        <w:t xml:space="preserve"> </w:t>
-      </w:r>
-      <w:r>
-        <w:t xml:space="preserve">components</w:t>
-      </w:r>
-      <w:r>
-        <w:t xml:space="preserve"> </w:t>
-      </w:r>
-      <w:r>
-        <w:rPr>
-          <w:rStyle w:val="VerbatimChar"/>
-        </w:rPr>
-        <w:t xml:space="preserve">download-form/</w:t>
-      </w:r>
-      <w:r>
-        <w:t xml:space="preserve">,</w:t>
-      </w:r>
-      <w:r>
-        <w:t xml:space="preserve"> </w:t>
-      </w:r>
-      <w:r>
-        <w:rPr>
-          <w:rStyle w:val="VerbatimChar"/>
-        </w:rPr>
-        <w:t xml:space="preserve">queue/</w:t>
-      </w:r>
-      <w:r>
-        <w:t xml:space="preserve"> </w:t>
-      </w:r>
-      <w:r>
-        <w:t xml:space="preserve">(STATE_META: pending, preparing,</w:t>
-      </w:r>
-      <w:r>
-        <w:t xml:space="preserve"> </w:t>
-      </w:r>
-      <w:r>
-        <w:t xml:space="preserve">downloading, postprocessing, finished, error, aborted),</w:t>
-      </w:r>
-      <w:r>
-        <w:t xml:space="preserve"> </w:t>
-      </w:r>
-      <w:r>
-        <w:rPr>
-          <w:rStyle w:val="VerbatimChar"/>
-        </w:rPr>
-        <w:t xml:space="preserve">history/</w:t>
-      </w:r>
-      <w:r>
-        <w:t xml:space="preserve"> </w:t>
-      </w:r>
-      <w:r>
-        <w:t xml:space="preserve">(aborted-history merge via</w:t>
-      </w:r>
-      <w:r>
-        <w:t xml:space="preserve"> </w:t>
-      </w:r>
-      <w:r>
-        <w:rPr>
-          <w:rStyle w:val="VerbatimChar"/>
-        </w:rPr>
-        <w:t xml:space="preserve">abortedToDownloadInfo</w:t>
-      </w:r>
-      <w:r>
-        <w:t xml:space="preserve">),</w:t>
-      </w:r>
-      <w:r>
-        <w:t xml:space="preserve"> </w:t>
-      </w:r>
-      <w:r>
-        <w:rPr>
-          <w:rStyle w:val="VerbatimChar"/>
-        </w:rPr>
-        <w:t xml:space="preserve">cookies/</w:t>
-      </w:r>
-      <w:r>
-        <w:t xml:space="preserve">,</w:t>
-      </w:r>
-      <w:r>
-        <w:t xml:space="preserve"> </w:t>
-      </w:r>
-      <w:r>
-        <w:rPr>
-          <w:rStyle w:val="VerbatimChar"/>
-        </w:rPr>
-        <w:t xml:space="preserve">navbar/</w:t>
-      </w:r>
-      <w:r>
-        <w:t xml:space="preserve"> </w:t>
-      </w:r>
-      <w:r>
-        <w:t xml:space="preserve">(profile badge),</w:t>
-      </w:r>
-      <w:r>
-        <w:t xml:space="preserve"> </w:t>
-      </w:r>
-      <w:r>
-        <w:rPr>
-          <w:rStyle w:val="VerbatimChar"/>
-        </w:rPr>
-        <w:t xml:space="preserve">error-boundary/</w:t>
-      </w:r>
-      <w:r>
-        <w:t xml:space="preserve">,</w:t>
-      </w:r>
-      <w:r>
-        <w:t xml:space="preserve"> </w:t>
-      </w:r>
-      <w:r>
-        <w:rPr>
-          <w:rStyle w:val="VerbatimChar"/>
-        </w:rPr>
-        <w:t xml:space="preserve">not-found/</w:t>
-      </w:r>
-      <w:r>
-        <w:t xml:space="preserve">; services</w:t>
-      </w:r>
-      <w:r>
-        <w:t xml:space="preserve"> </w:t>
-      </w:r>
-      <w:r>
-        <w:rPr>
-          <w:rStyle w:val="VerbatimChar"/>
-        </w:rPr>
-        <w:t xml:space="preserve">metube.service.ts</w:t>
-      </w:r>
-      <w:r>
-        <w:t xml:space="preserve"> </w:t>
-      </w:r>
-      <w:r>
-        <w:t xml:space="preserve">(typed API, no</w:t>
-      </w:r>
-      <w:r>
-        <w:t xml:space="preserve"> </w:t>
-      </w:r>
-      <w:r>
-        <w:rPr>
-          <w:rStyle w:val="VerbatimChar"/>
-        </w:rPr>
-        <w:t xml:space="preserve">any</w:t>
-      </w:r>
-      <w:r>
-        <w:t xml:space="preserve">),</w:t>
-      </w:r>
-      <w:r>
-        <w:t xml:space="preserve"> </w:t>
-      </w:r>
-      <w:r>
-        <w:rPr>
-          <w:rStyle w:val="VerbatimChar"/>
-        </w:rPr>
-        <w:t xml:space="preserve">error-interceptor.service.ts</w:t>
-      </w:r>
-      <w:r>
-        <w:t xml:space="preserve">.</w:t>
-      </w:r>
-      <w:r>
-        <w:t xml:space="preserve"> </w:t>
-      </w:r>
-      <w:r>
-        <w:t xml:space="preserve">nginx template</w:t>
-      </w:r>
-      <w:r>
-        <w:t xml:space="preserve"> </w:t>
-      </w:r>
-      <w:r>
-        <w:rPr>
-          <w:rStyle w:val="VerbatimChar"/>
-        </w:rPr>
-        <w:t xml:space="preserve">dashboard/nginx.conf.template</w:t>
-      </w:r>
-      <w:r>
-        <w:t xml:space="preserve"> </w:t>
-      </w:r>
-      <w:r>
-        <w:t xml:space="preserve">+</w:t>
-      </w:r>
-      <w:r>
-        <w:t xml:space="preserve"> </w:t>
-      </w:r>
-      <w:r>
-        <w:rPr>
-          <w:rStyle w:val="VerbatimChar"/>
-        </w:rPr>
-        <w:t xml:space="preserve">dashboard/entrypoint.sh</w:t>
-      </w:r>
-      <w:r>
-        <w:t xml:space="preserve">.</w:t>
-      </w:r>
-    </w:p>
-    <w:p>
-      <w:pPr>
-        <w:pStyle w:val="Compact"/>
-        <w:numPr>
-          <w:ilvl w:val="0"/>
-          <w:numId w:val="1005"/>
-        </w:numPr>
-      </w:pPr>
-      <w:r>
-        <w:rPr>
-          <w:b/>
-          <w:bCs/>
-        </w:rPr>
-        <w:t xml:space="preserve">CLI scripts (repo root, no</w:t>
-      </w:r>
-      <w:r>
-        <w:rPr>
-          <w:b/>
-          <w:bCs/>
-        </w:rPr>
-        <w:t xml:space="preserve"> </w:t>
-      </w:r>
-      <w:r>
-        <w:rPr>
-          <w:rStyle w:val="VerbatimChar"/>
-          <w:b/>
-          <w:bCs/>
-        </w:rPr>
-        <w:t xml:space="preserve">.sh</w:t>
-      </w:r>
-      <w:r>
-        <w:rPr>
-          <w:b/>
-          <w:bCs/>
-        </w:rPr>
-        <w:t xml:space="preserve"> </w:t>
-      </w:r>
-      <w:r>
-        <w:rPr>
-          <w:b/>
-          <w:bCs/>
-        </w:rPr>
-        <w:t xml:space="preserve">suffix):</w:t>
-      </w:r>
-      <w:r>
-        <w:t xml:space="preserve"> </w:t>
-      </w:r>
-      <w:r>
-        <w:rPr>
-          <w:rStyle w:val="VerbatimChar"/>
-        </w:rPr>
-        <w:t xml:space="preserve">init</w:t>
-      </w:r>
-      <w:r>
-        <w:t xml:space="preserve">,</w:t>
-      </w:r>
-      <w:r>
-        <w:t xml:space="preserve"> </w:t>
-      </w:r>
-      <w:r>
-        <w:rPr>
-          <w:rStyle w:val="VerbatimChar"/>
-        </w:rPr>
-        <w:t xml:space="preserve">start</w:t>
-      </w:r>
-      <w:r>
-        <w:t xml:space="preserve">,</w:t>
-      </w:r>
-      <w:r>
-        <w:t xml:space="preserve"> </w:t>
-      </w:r>
-      <w:r>
-        <w:rPr>
-          <w:rStyle w:val="VerbatimChar"/>
-        </w:rPr>
-        <w:t xml:space="preserve">start_no_vpn</w:t>
-      </w:r>
-      <w:r>
-        <w:t xml:space="preserve">,</w:t>
-      </w:r>
-      <w:r>
-        <w:t xml:space="preserve"> </w:t>
-      </w:r>
-      <w:r>
-        <w:rPr>
-          <w:rStyle w:val="VerbatimChar"/>
-        </w:rPr>
-        <w:t xml:space="preserve">stop</w:t>
-      </w:r>
-      <w:r>
-        <w:t xml:space="preserve">,</w:t>
-      </w:r>
-      <w:r>
-        <w:t xml:space="preserve"> </w:t>
-      </w:r>
-      <w:r>
-        <w:rPr>
-          <w:rStyle w:val="VerbatimChar"/>
-        </w:rPr>
-        <w:t xml:space="preserve">status</w:t>
-      </w:r>
-      <w:r>
-        <w:t xml:space="preserve">,</w:t>
-      </w:r>
-      <w:r>
-        <w:t xml:space="preserve"> </w:t>
-      </w:r>
-      <w:r>
-        <w:rPr>
-          <w:rStyle w:val="VerbatimChar"/>
-        </w:rPr>
-        <w:t xml:space="preserve">download</w:t>
-      </w:r>
-      <w:r>
-        <w:t xml:space="preserve">,</w:t>
-      </w:r>
-      <w:r>
-        <w:t xml:space="preserve"> </w:t>
-      </w:r>
-      <w:r>
-        <w:rPr>
-          <w:rStyle w:val="VerbatimChar"/>
-        </w:rPr>
-        <w:t xml:space="preserve">check-vpn</w:t>
-      </w:r>
-      <w:r>
-        <w:t xml:space="preserve">,</w:t>
-      </w:r>
-      <w:r>
-        <w:t xml:space="preserve"> </w:t>
-      </w:r>
-      <w:r>
-        <w:rPr>
-          <w:rStyle w:val="VerbatimChar"/>
-        </w:rPr>
-        <w:t xml:space="preserve">restart</w:t>
-      </w:r>
-      <w:r>
-        <w:t xml:space="preserve">,</w:t>
-      </w:r>
-      <w:r>
-        <w:t xml:space="preserve"> </w:t>
-      </w:r>
-      <w:r>
-        <w:rPr>
-          <w:rStyle w:val="VerbatimChar"/>
-        </w:rPr>
-        <w:t xml:space="preserve">cleanup</w:t>
-      </w:r>
-      <w:r>
-        <w:t xml:space="preserve">;</w:t>
-      </w:r>
-      <w:r>
-        <w:t xml:space="preserve"> </w:t>
-      </w:r>
-      <w:r>
-        <w:rPr>
-          <w:rStyle w:val="VerbatimChar"/>
-        </w:rPr>
-        <w:t xml:space="preserve">prepare-release.sh</w:t>
-      </w:r>
-      <w:r>
-        <w:t xml:space="preserve">,</w:t>
-      </w:r>
-      <w:r>
-        <w:t xml:space="preserve"> </w:t>
-      </w:r>
-      <w:r>
-        <w:rPr>
-          <w:rStyle w:val="VerbatimChar"/>
-        </w:rPr>
-        <w:t xml:space="preserve">setup-auto-update</w:t>
-      </w:r>
-      <w:r>
-        <w:t xml:space="preserve">,</w:t>
-      </w:r>
-      <w:r>
-        <w:t xml:space="preserve"> </w:t>
-      </w:r>
-      <w:r>
-        <w:rPr>
-          <w:rStyle w:val="VerbatimChar"/>
-        </w:rPr>
-        <w:t xml:space="preserve">update-images</w:t>
-      </w:r>
-      <w:r>
-        <w:t xml:space="preserve">. Runtime detection</w:t>
-      </w:r>
-      <w:r>
-        <w:t xml:space="preserve"> </w:t>
-      </w:r>
-      <w:r>
-        <w:t xml:space="preserve">via</w:t>
-      </w:r>
-      <w:r>
-        <w:t xml:space="preserve"> </w:t>
-      </w:r>
-      <w:r>
-        <w:rPr>
-          <w:rStyle w:val="VerbatimChar"/>
-        </w:rPr>
-        <w:t xml:space="preserve">lib/container-runtime.sh</w:t>
-      </w:r>
-      <w:r>
-        <w:t xml:space="preserve">.</w:t>
-      </w:r>
-    </w:p>
-    <w:p>
-      <w:pPr>
-        <w:pStyle w:val="Compact"/>
-        <w:numPr>
-          <w:ilvl w:val="0"/>
-          <w:numId w:val="1005"/>
-        </w:numPr>
-      </w:pPr>
-      <w:r>
-        <w:rPr>
-          <w:b/>
-          <w:bCs/>
-        </w:rPr>
-        <w:t xml:space="preserve">Tests:</w:t>
-      </w:r>
-      <w:r>
-        <w:t xml:space="preserve"> </w:t>
-      </w:r>
-      <w:r>
-        <w:rPr>
-          <w:rStyle w:val="VerbatimChar"/>
-        </w:rPr>
-        <w:t xml:space="preserve">tests/test-*.sh</w:t>
-      </w:r>
-      <w:r>
-        <w:t xml:space="preserve"> </w:t>
-      </w:r>
-      <w:r>
-        <w:t xml:space="preserve">(unit, integration, integration-realhttp,</w:t>
-      </w:r>
-      <w:r>
-        <w:t xml:space="preserve"> </w:t>
-      </w:r>
-      <w:r>
-        <w:t xml:space="preserve">scenarios, errors, dashboard, dashboard-operations, aborted-history,</w:t>
-      </w:r>
-      <w:r>
-        <w:t xml:space="preserve"> </w:t>
-      </w:r>
-      <w:r>
-        <w:t xml:space="preserve">cookie-validator, media-services, bulk-operations, add-all-platforms,</w:t>
-      </w:r>
-      <w:r>
-        <w:t xml:space="preserve"> </w:t>
-      </w:r>
-      <w:r>
-        <w:t xml:space="preserve">add-download, vpn-compose, vpn-smoke, chaos, constitution-inheritance);</w:t>
-      </w:r>
-      <w:r>
-        <w:t xml:space="preserve"> </w:t>
-      </w:r>
-      <w:r>
-        <w:t xml:space="preserve">orchestrators</w:t>
-      </w:r>
-      <w:r>
-        <w:t xml:space="preserve"> </w:t>
-      </w:r>
-      <w:r>
-        <w:rPr>
-          <w:rStyle w:val="VerbatimChar"/>
-        </w:rPr>
-        <w:t xml:space="preserve">run-tests.sh</w:t>
-      </w:r>
-      <w:r>
-        <w:t xml:space="preserve">,</w:t>
-      </w:r>
-      <w:r>
-        <w:t xml:space="preserve"> </w:t>
-      </w:r>
-      <w:r>
-        <w:rPr>
-          <w:rStyle w:val="VerbatimChar"/>
-        </w:rPr>
-        <w:t xml:space="preserve">run-full-suite.sh</w:t>
-      </w:r>
-      <w:r>
-        <w:t xml:space="preserve">,</w:t>
-      </w:r>
-      <w:r>
-        <w:t xml:space="preserve"> </w:t>
-      </w:r>
-      <w:r>
-        <w:rPr>
-          <w:rStyle w:val="VerbatimChar"/>
-        </w:rPr>
-        <w:t xml:space="preserve">run-comprehensive-tests.sh</w:t>
-      </w:r>
-      <w:r>
-        <w:t xml:space="preserve">;</w:t>
-      </w:r>
-      <w:r>
-        <w:t xml:space="preserve"> </w:t>
-      </w:r>
-      <w:r>
-        <w:rPr>
-          <w:rStyle w:val="VerbatimChar"/>
-        </w:rPr>
-        <w:t xml:space="preserve">tests/e2e/</w:t>
-      </w:r>
-      <w:r>
-        <w:t xml:space="preserve"> </w:t>
-      </w:r>
-      <w:r>
-        <w:t xml:space="preserve">(Playwright: dashboard, landing, cross-service, clear-history,</w:t>
-      </w:r>
-      <w:r>
-        <w:t xml:space="preserve"> </w:t>
-      </w:r>
-      <w:r>
-        <w:t xml:space="preserve">delete-retry-cancel, cleanup-and-start);</w:t>
-      </w:r>
-      <w:r>
-        <w:t xml:space="preserve"> </w:t>
-      </w:r>
-      <w:r>
-        <w:rPr>
-          <w:rStyle w:val="VerbatimChar"/>
-        </w:rPr>
-        <w:t xml:space="preserve">tests/benchmark/</w:t>
-      </w:r>
-      <w:r>
-        <w:t xml:space="preserve">,</w:t>
-      </w:r>
-      <w:r>
-        <w:t xml:space="preserve"> </w:t>
-      </w:r>
-      <w:r>
-        <w:rPr>
-          <w:rStyle w:val="VerbatimChar"/>
-        </w:rPr>
-        <w:t xml:space="preserve">tests/cookies/</w:t>
-      </w:r>
-      <w:r>
-        <w:t xml:space="preserve">,</w:t>
-      </w:r>
-      <w:r>
-        <w:t xml:space="preserve"> </w:t>
-      </w:r>
-      <w:r>
-        <w:rPr>
-          <w:rStyle w:val="VerbatimChar"/>
-        </w:rPr>
-        <w:t xml:space="preserve">tests/challenges/</w:t>
-      </w:r>
-      <w:r>
-        <w:t xml:space="preserve"> </w:t>
-      </w:r>
-      <w:r>
-        <w:t xml:space="preserve">(</w:t>
-      </w:r>
-      <w:r>
-        <w:rPr>
-          <w:rStyle w:val="VerbatimChar"/>
-        </w:rPr>
-        <w:t xml:space="preserve">metube-challenges.json</w:t>
-      </w:r>
-      <w:r>
-        <w:t xml:space="preserve"> </w:t>
-      </w:r>
-      <w:r>
-        <w:t xml:space="preserve">+</w:t>
-      </w:r>
-      <w:r>
-        <w:t xml:space="preserve"> </w:t>
-      </w:r>
-      <w:r>
-        <w:rPr>
-          <w:rStyle w:val="VerbatimChar"/>
-        </w:rPr>
-        <w:t xml:space="preserve">run-metube-challenges.sh</w:t>
-      </w:r>
-      <w:r>
-        <w:t xml:space="preserve">).</w:t>
-      </w:r>
-    </w:p>
-    <w:p>
-      <w:pPr>
-        <w:pStyle w:val="Compact"/>
-        <w:numPr>
-          <w:ilvl w:val="0"/>
-          <w:numId w:val="1005"/>
-        </w:numPr>
-      </w:pPr>
-      <w:r>
-        <w:rPr>
-          <w:b/>
-          <w:bCs/>
-        </w:rPr>
-        <w:t xml:space="preserve">Challenges (HelixQA):</w:t>
-      </w:r>
-      <w:r>
-        <w:t xml:space="preserve"> </w:t>
-      </w:r>
-      <w:r>
-        <w:rPr>
-          <w:rStyle w:val="VerbatimChar"/>
-        </w:rPr>
-        <w:t xml:space="preserve">challenges/scripts/</w:t>
-      </w:r>
-      <w:r>
-        <w:t xml:space="preserve"> </w:t>
-      </w:r>
-      <w:r>
-        <w:t xml:space="preserve">(api-contract,</w:t>
-      </w:r>
-      <w:r>
-        <w:t xml:space="preserve"> </w:t>
-      </w:r>
-      <w:r>
-        <w:t xml:space="preserve">container-restart-resilience, download-completes, form-reenables,</w:t>
-      </w:r>
-      <w:r>
-        <w:t xml:space="preserve"> </w:t>
-      </w:r>
-      <w:r>
-        <w:t xml:space="preserve">host/user OOM+suspend, landing-cookie-upload, memory-limits, no-vpn-direct,</w:t>
-      </w:r>
-      <w:r>
-        <w:t xml:space="preserve"> </w:t>
-      </w:r>
-      <w:r>
-        <w:t xml:space="preserve">queue-lifecycle, queue-polling-survives-error, retry-immediately-visible,</w:t>
-      </w:r>
-      <w:r>
-        <w:t xml:space="preserve"> </w:t>
-      </w:r>
-      <w:r>
-        <w:rPr>
-          <w:rStyle w:val="VerbatimChar"/>
-        </w:rPr>
-        <w:t xml:space="preserve">run_all_challenges.sh</w:t>
-      </w:r>
-      <w:r>
-        <w:t xml:space="preserve">);</w:t>
-      </w:r>
-      <w:r>
-        <w:t xml:space="preserve"> </w:t>
-      </w:r>
-      <w:r>
-        <w:rPr>
-          <w:rStyle w:val="VerbatimChar"/>
-        </w:rPr>
-        <w:t xml:space="preserve">Challenges/</w:t>
-      </w:r>
-      <w:r>
-        <w:t xml:space="preserve"> </w:t>
-      </w:r>
-      <w:r>
-        <w:t xml:space="preserve">submodule (framework + p1-f06..f18</w:t>
-      </w:r>
-      <w:r>
-        <w:t xml:space="preserve"> </w:t>
-      </w:r>
-      <w:r>
-        <w:t xml:space="preserve">CLI-agent feature dirs).</w:t>
-      </w:r>
-    </w:p>
+        <w:t xml:space="preserve">flow</w:t>
+      </w:r>
+      <w:r>
+        <w:t xml:space="preserve"> </w:t>
+      </w:r>
+      <w:r>
+        <w:t xml:space="preserve">videos (download → web-ready,</w:t>
+      </w:r>
+      <w:r>
+        <w:t xml:space="preserve"> </w:t>
+      </w:r>
+      <w:r>
+        <w:t xml:space="preserve">cookie upload) so those features move from render-confirmed to flow-confirmed.</w:t>
+      </w:r>
+    </w:p>
+    <w:p>
+      <w:r>
+        <w:pict>
+          <v:rect style="width:0;height:1.5pt" o:hralign="center" o:hrstd="t" o:hr="t"/>
+        </w:pict>
+      </w:r>
+    </w:p>
+    <w:bookmarkEnd w:id="13"/>
     <w:bookmarkEnd w:id="14"/>
-    <w:bookmarkStart w:id="15" w:name="status-vocabulary-11.4.45-closed-set"/>
+    <w:bookmarkStart w:id="20" w:name="page-2--for-software-engineers"/>
+    <w:p>
+      <w:pPr>
+        <w:pStyle w:val="Heading2"/>
+      </w:pPr>
+      <w:r>
+        <w:t xml:space="preserve">Page 2 — For software engineers</w:t>
+      </w:r>
+    </w:p>
+    <w:bookmarkStart w:id="15" w:name="file-path-anchors"/>
     <w:p>
       <w:pPr>
         <w:pStyle w:val="Heading3"/>
       </w:pPr>
       <w:r>
-        <w:t xml:space="preserve">Status vocabulary (§11.4.45 closed set)</w:t>
-      </w:r>
-    </w:p>
-    <w:p>
-      <w:pPr>
-        <w:pStyle w:val="FirstParagraph"/>
-      </w:pPr>
-      <w:r>
-        <w:rPr>
-          <w:rStyle w:val="VerbatimChar"/>
-        </w:rPr>
-        <w:t xml:space="preserve">PASS</w:t>
-      </w:r>
-      <w:r>
-        <w:t xml:space="preserve"> </w:t>
-      </w:r>
-      <w:r>
-        <w:t xml:space="preserve">/</w:t>
-      </w:r>
-      <w:r>
-        <w:t xml:space="preserve"> </w:t>
-      </w:r>
-      <w:r>
-        <w:rPr>
-          <w:rStyle w:val="VerbatimChar"/>
-        </w:rPr>
-        <w:t xml:space="preserve">FAIL</w:t>
-      </w:r>
-      <w:r>
-        <w:t xml:space="preserve"> </w:t>
-      </w:r>
-      <w:r>
-        <w:t xml:space="preserve">/</w:t>
-      </w:r>
-      <w:r>
-        <w:t xml:space="preserve"> </w:t>
-      </w:r>
-      <w:r>
-        <w:rPr>
-          <w:rStyle w:val="VerbatimChar"/>
-        </w:rPr>
-        <w:t xml:space="preserve">SKIP</w:t>
-      </w:r>
-      <w:r>
-        <w:t xml:space="preserve"> </w:t>
-      </w:r>
-      <w:r>
-        <w:t xml:space="preserve">/</w:t>
-      </w:r>
-      <w:r>
-        <w:t xml:space="preserve"> </w:t>
-      </w:r>
-      <w:r>
-        <w:rPr>
-          <w:rStyle w:val="VerbatimChar"/>
-        </w:rPr>
-        <w:t xml:space="preserve">PENDING_FORENSICS</w:t>
-      </w:r>
-      <w:r>
-        <w:t xml:space="preserve"> </w:t>
-      </w:r>
-      <w:r>
-        <w:t xml:space="preserve">/</w:t>
-      </w:r>
-      <w:r>
-        <w:t xml:space="preserve"> </w:t>
-      </w:r>
-      <w:r>
-        <w:rPr>
-          <w:rStyle w:val="VerbatimChar"/>
-        </w:rPr>
-        <w:t xml:space="preserve">OPERATOR-BLOCKED</w:t>
-      </w:r>
-      <w:r>
-        <w:t xml:space="preserve">.</w:t>
+        <w:t xml:space="preserve">File-path anchors</w:t>
       </w:r>
     </w:p>
     <w:p>
@@ -1918,42 +764,230 @@
         </w:numPr>
       </w:pPr>
       <w:r>
-        <w:t xml:space="preserve">Implemented-and-wired features:</w:t>
-      </w:r>
-      <w:r>
-        <w:t xml:space="preserve"> </w:t>
-      </w:r>
-      <w:r>
-        <w:rPr>
-          <w:rStyle w:val="VerbatimChar"/>
+        <w:rPr>
           <w:b/>
           <w:bCs/>
         </w:rPr>
-        <w:t xml:space="preserve">PENDING_FORENSICS</w:t>
-      </w:r>
-      <w:r>
-        <w:t xml:space="preserve"> </w:t>
-      </w:r>
-      <w:r>
-        <w:t xml:space="preserve">— code present + test</w:t>
-      </w:r>
-      <w:r>
-        <w:t xml:space="preserve"> </w:t>
-      </w:r>
-      <w:r>
-        <w:t xml:space="preserve">files exist, but no clean-baseline full-suite run with captured runtime</w:t>
-      </w:r>
-      <w:r>
-        <w:t xml:space="preserve"> </w:t>
-      </w:r>
-      <w:r>
-        <w:t xml:space="preserve">evidence is on record in this revision (per §11.4.6 an unproven PASS is</w:t>
-      </w:r>
-      <w:r>
-        <w:t xml:space="preserve"> </w:t>
-      </w:r>
-      <w:r>
-        <w:t xml:space="preserve">forbidden).</w:t>
+        <w:t xml:space="preserve">Services:</w:t>
+      </w:r>
+      <w:r>
+        <w:t xml:space="preserve"> </w:t>
+      </w:r>
+      <w:r>
+        <w:rPr>
+          <w:rStyle w:val="VerbatimChar"/>
+        </w:rPr>
+        <w:t xml:space="preserve">docker-compose.yml</w:t>
+      </w:r>
+      <w:r>
+        <w:t xml:space="preserve"> </w:t>
+      </w:r>
+      <w:r>
+        <w:t xml:space="preserve">—</w:t>
+      </w:r>
+      <w:r>
+        <w:t xml:space="preserve"> </w:t>
+      </w:r>
+      <w:r>
+        <w:rPr>
+          <w:rStyle w:val="VerbatimChar"/>
+        </w:rPr>
+        <w:t xml:space="preserve">openvpn-yt-dlp</w:t>
+      </w:r>
+      <w:r>
+        <w:t xml:space="preserve">,</w:t>
+      </w:r>
+      <w:r>
+        <w:t xml:space="preserve"> </w:t>
+      </w:r>
+      <w:r>
+        <w:rPr>
+          <w:rStyle w:val="VerbatimChar"/>
+        </w:rPr>
+        <w:t xml:space="preserve">metube</w:t>
+      </w:r>
+      <w:r>
+        <w:t xml:space="preserve"> </w:t>
+      </w:r>
+      <w:r>
+        <w:t xml:space="preserve">/</w:t>
+      </w:r>
+      <w:r>
+        <w:t xml:space="preserve"> </w:t>
+      </w:r>
+      <w:r>
+        <w:rPr>
+          <w:rStyle w:val="VerbatimChar"/>
+        </w:rPr>
+        <w:t xml:space="preserve">metube-direct</w:t>
+      </w:r>
+      <w:r>
+        <w:t xml:space="preserve">,</w:t>
+      </w:r>
+      <w:r>
+        <w:t xml:space="preserve"> </w:t>
+      </w:r>
+      <w:r>
+        <w:rPr>
+          <w:rStyle w:val="VerbatimChar"/>
+        </w:rPr>
+        <w:t xml:space="preserve">landing-vpn</w:t>
+      </w:r>
+      <w:r>
+        <w:t xml:space="preserve"> </w:t>
+      </w:r>
+      <w:r>
+        <w:t xml:space="preserve">/</w:t>
+      </w:r>
+      <w:r>
+        <w:t xml:space="preserve"> </w:t>
+      </w:r>
+      <w:r>
+        <w:rPr>
+          <w:rStyle w:val="VerbatimChar"/>
+        </w:rPr>
+        <w:t xml:space="preserve">landing-no-vpn</w:t>
+      </w:r>
+      <w:r>
+        <w:t xml:space="preserve">,</w:t>
+      </w:r>
+      <w:r>
+        <w:t xml:space="preserve"> </w:t>
+      </w:r>
+      <w:r>
+        <w:rPr>
+          <w:rStyle w:val="VerbatimChar"/>
+        </w:rPr>
+        <w:t xml:space="preserve">yt-dlp-cli</w:t>
+      </w:r>
+      <w:r>
+        <w:t xml:space="preserve"> </w:t>
+      </w:r>
+      <w:r>
+        <w:t xml:space="preserve">/</w:t>
+      </w:r>
+      <w:r>
+        <w:t xml:space="preserve"> </w:t>
+      </w:r>
+      <w:r>
+        <w:rPr>
+          <w:rStyle w:val="VerbatimChar"/>
+        </w:rPr>
+        <w:t xml:space="preserve">yt-dlp-cli-vpn</w:t>
+      </w:r>
+      <w:r>
+        <w:t xml:space="preserve">,</w:t>
+      </w:r>
+      <w:r>
+        <w:t xml:space="preserve"> </w:t>
+      </w:r>
+      <w:r>
+        <w:rPr>
+          <w:rStyle w:val="VerbatimChar"/>
+        </w:rPr>
+        <w:t xml:space="preserve">dashboard</w:t>
+      </w:r>
+      <w:r>
+        <w:t xml:space="preserve">,</w:t>
+      </w:r>
+      <w:r>
+        <w:t xml:space="preserve"> </w:t>
+      </w:r>
+      <w:r>
+        <w:rPr>
+          <w:rStyle w:val="VerbatimChar"/>
+        </w:rPr>
+        <w:t xml:space="preserve">watchtower</w:t>
+      </w:r>
+      <w:r>
+        <w:t xml:space="preserve">,</w:t>
+      </w:r>
+      <w:r>
+        <w:t xml:space="preserve"> </w:t>
+      </w:r>
+      <w:r>
+        <w:rPr>
+          <w:rStyle w:val="VerbatimChar"/>
+        </w:rPr>
+        <w:t xml:space="preserve">media_postprocessor</w:t>
+      </w:r>
+      <w:r>
+        <w:t xml:space="preserve"> </w:t>
+      </w:r>
+      <w:r>
+        <w:t xml:space="preserve">(container</w:t>
+      </w:r>
+      <w:r>
+        <w:t xml:space="preserve"> </w:t>
+      </w:r>
+      <w:r>
+        <w:rPr>
+          <w:rStyle w:val="VerbatimChar"/>
+        </w:rPr>
+        <w:t xml:space="preserve">media-postprocessor</w:t>
+      </w:r>
+      <w:r>
+        <w:t xml:space="preserve">,</w:t>
+      </w:r>
+      <w:r>
+        <w:t xml:space="preserve"> </w:t>
+      </w:r>
+      <w:r>
+        <w:rPr>
+          <w:rStyle w:val="VerbatimChar"/>
+        </w:rPr>
+        <w:t xml:space="preserve">MP_PORT=8089</w:t>
+      </w:r>
+      <w:r>
+        <w:t xml:space="preserve">). Profiles:</w:t>
+      </w:r>
+      <w:r>
+        <w:t xml:space="preserve"> </w:t>
+      </w:r>
+      <w:r>
+        <w:rPr>
+          <w:rStyle w:val="VerbatimChar"/>
+        </w:rPr>
+        <w:t xml:space="preserve">vpn</w:t>
+      </w:r>
+      <w:r>
+        <w:t xml:space="preserve">,</w:t>
+      </w:r>
+      <w:r>
+        <w:t xml:space="preserve"> </w:t>
+      </w:r>
+      <w:r>
+        <w:rPr>
+          <w:rStyle w:val="VerbatimChar"/>
+        </w:rPr>
+        <w:t xml:space="preserve">no-vpn</w:t>
+      </w:r>
+      <w:r>
+        <w:t xml:space="preserve">,</w:t>
+      </w:r>
+      <w:r>
+        <w:t xml:space="preserve"> </w:t>
+      </w:r>
+      <w:r>
+        <w:rPr>
+          <w:rStyle w:val="VerbatimChar"/>
+        </w:rPr>
+        <w:t xml:space="preserve">vpn-cli</w:t>
+      </w:r>
+      <w:r>
+        <w:t xml:space="preserve">,</w:t>
+      </w:r>
+      <w:r>
+        <w:t xml:space="preserve"> </w:t>
+      </w:r>
+      <w:r>
+        <w:rPr>
+          <w:rStyle w:val="VerbatimChar"/>
+        </w:rPr>
+        <w:t xml:space="preserve">docker</w:t>
+      </w:r>
+      <w:r>
+        <w:t xml:space="preserve">.</w:t>
       </w:r>
     </w:p>
     <w:p>
@@ -1965,36 +999,212 @@
         </w:numPr>
       </w:pPr>
       <w:r>
-        <w:t xml:space="preserve">Planned features (§7 of</w:t>
-      </w:r>
-      <w:r>
-        <w:t xml:space="preserve"> </w:t>
-      </w:r>
-      <w:r>
-        <w:rPr>
-          <w:rStyle w:val="VerbatimChar"/>
-        </w:rPr>
-        <w:t xml:space="preserve">Status.md</w:t>
-      </w:r>
-      <w:r>
-        <w:t xml:space="preserve">):</w:t>
-      </w:r>
-      <w:r>
-        <w:t xml:space="preserve"> </w:t>
-      </w:r>
-      <w:r>
-        <w:rPr>
-          <w:rStyle w:val="VerbatimChar"/>
+        <w:rPr>
           <w:b/>
           <w:bCs/>
         </w:rPr>
-        <w:t xml:space="preserve">SKIP</w:t>
-      </w:r>
-      <w:r>
-        <w:t xml:space="preserve"> </w:t>
-      </w:r>
-      <w:r>
-        <w:t xml:space="preserve">— nothing to validate.</w:t>
+        <w:t xml:space="preserve">Media post-processor (</w:t>
+      </w:r>
+      <w:r>
+        <w:rPr>
+          <w:rStyle w:val="VerbatimChar"/>
+          <w:b/>
+          <w:bCs/>
+        </w:rPr>
+        <w:t xml:space="preserve">ytdlp-1.4.0</w:t>
+      </w:r>
+      <w:r>
+        <w:rPr>
+          <w:b/>
+          <w:bCs/>
+        </w:rPr>
+        <w:t xml:space="preserve">):</w:t>
+      </w:r>
+      <w:r>
+        <w:t xml:space="preserve"> </w:t>
+      </w:r>
+      <w:r>
+        <w:rPr>
+          <w:rStyle w:val="VerbatimChar"/>
+        </w:rPr>
+        <w:t xml:space="preserve">media_postprocessor/</w:t>
+      </w:r>
+      <w:r>
+        <w:t xml:space="preserve"> </w:t>
+      </w:r>
+      <w:r>
+        <w:t xml:space="preserve">—</w:t>
+      </w:r>
+      <w:r>
+        <w:t xml:space="preserve"> </w:t>
+      </w:r>
+      <w:r>
+        <w:rPr>
+          <w:rStyle w:val="VerbatimChar"/>
+        </w:rPr>
+        <w:t xml:space="preserve">config.py</w:t>
+      </w:r>
+      <w:r>
+        <w:t xml:space="preserve">,</w:t>
+      </w:r>
+      <w:r>
+        <w:t xml:space="preserve"> </w:t>
+      </w:r>
+      <w:r>
+        <w:rPr>
+          <w:rStyle w:val="VerbatimChar"/>
+        </w:rPr>
+        <w:t xml:space="preserve">jobs_db.py</w:t>
+      </w:r>
+      <w:r>
+        <w:t xml:space="preserve"> </w:t>
+      </w:r>
+      <w:r>
+        <w:t xml:space="preserve">(SQLite-WAL queue),</w:t>
+      </w:r>
+      <w:r>
+        <w:t xml:space="preserve"> </w:t>
+      </w:r>
+      <w:r>
+        <w:rPr>
+          <w:rStyle w:val="VerbatimChar"/>
+        </w:rPr>
+        <w:t xml:space="preserve">media_probe.py</w:t>
+      </w:r>
+      <w:r>
+        <w:t xml:space="preserve"> </w:t>
+      </w:r>
+      <w:r>
+        <w:t xml:space="preserve">(ffprobe),</w:t>
+      </w:r>
+      <w:r>
+        <w:t xml:space="preserve"> </w:t>
+      </w:r>
+      <w:r>
+        <w:rPr>
+          <w:rStyle w:val="VerbatimChar"/>
+        </w:rPr>
+        <w:t xml:space="preserve">transcoder.py</w:t>
+      </w:r>
+      <w:r>
+        <w:t xml:space="preserve"> </w:t>
+      </w:r>
+      <w:r>
+        <w:t xml:space="preserve">(</w:t>
+      </w:r>
+      <w:r>
+        <w:rPr>
+          <w:rStyle w:val="VerbatimChar"/>
+        </w:rPr>
+        <w:t xml:space="preserve">transcode_video()</w:t>
+      </w:r>
+      <w:r>
+        <w:t xml:space="preserve"> </w:t>
+      </w:r>
+      <w:r>
+        <w:t xml:space="preserve">→</w:t>
+      </w:r>
+      <w:r>
+        <w:t xml:space="preserve"> </w:t>
+      </w:r>
+      <w:r>
+        <w:rPr>
+          <w:rStyle w:val="VerbatimChar"/>
+        </w:rPr>
+        <w:t xml:space="preserve">webready-&lt;base&gt;.mp4</w:t>
+      </w:r>
+      <w:r>
+        <w:t xml:space="preserve">;</w:t>
+      </w:r>
+      <w:r>
+        <w:t xml:space="preserve"> </w:t>
+      </w:r>
+      <w:r>
+        <w:rPr>
+          <w:rStyle w:val="VerbatimChar"/>
+        </w:rPr>
+        <w:t xml:space="preserve">derive_mp3()</w:t>
+      </w:r>
+      <w:r>
+        <w:t xml:space="preserve"> </w:t>
+      </w:r>
+      <w:r>
+        <w:t xml:space="preserve">→</w:t>
+      </w:r>
+      <w:r>
+        <w:t xml:space="preserve"> </w:t>
+      </w:r>
+      <w:r>
+        <w:rPr>
+          <w:rStyle w:val="VerbatimChar"/>
+        </w:rPr>
+        <w:t xml:space="preserve">&lt;base&gt;.mp3</w:t>
+      </w:r>
+      <w:r>
+        <w:t xml:space="preserve"> </w:t>
+      </w:r>
+      <w:r>
+        <w:t xml:space="preserve">320 kbps),</w:t>
+      </w:r>
+      <w:r>
+        <w:t xml:space="preserve"> </w:t>
+      </w:r>
+      <w:r>
+        <w:rPr>
+          <w:rStyle w:val="VerbatimChar"/>
+        </w:rPr>
+        <w:t xml:space="preserve">watcher.py</w:t>
+      </w:r>
+      <w:r>
+        <w:t xml:space="preserve">,</w:t>
+      </w:r>
+      <w:r>
+        <w:t xml:space="preserve"> </w:t>
+      </w:r>
+      <w:r>
+        <w:rPr>
+          <w:rStyle w:val="VerbatimChar"/>
+        </w:rPr>
+        <w:t xml:space="preserve">worker.py</w:t>
+      </w:r>
+      <w:r>
+        <w:t xml:space="preserve">,</w:t>
+      </w:r>
+      <w:r>
+        <w:t xml:space="preserve"> </w:t>
+      </w:r>
+      <w:r>
+        <w:rPr>
+          <w:rStyle w:val="VerbatimChar"/>
+        </w:rPr>
+        <w:t xml:space="preserve">service.py</w:t>
+      </w:r>
+      <w:r>
+        <w:t xml:space="preserve"> </w:t>
+      </w:r>
+      <w:r>
+        <w:t xml:space="preserve">(</w:t>
+      </w:r>
+      <w:r>
+        <w:rPr>
+          <w:rStyle w:val="VerbatimChar"/>
+        </w:rPr>
+        <w:t xml:space="preserve">/postprocess/*</w:t>
+      </w:r>
+      <w:r>
+        <w:t xml:space="preserve">). nginx proxy</w:t>
+      </w:r>
+      <w:r>
+        <w:t xml:space="preserve"> </w:t>
+      </w:r>
+      <w:r>
+        <w:rPr>
+          <w:rStyle w:val="VerbatimChar"/>
+        </w:rPr>
+        <w:t xml:space="preserve">dashboard/nginx.conf.template:116</w:t>
+      </w:r>
+      <w:r>
+        <w:t xml:space="preserve">.</w:t>
       </w:r>
     </w:p>
     <w:p>
@@ -2007,55 +1217,1057 @@
       </w:pPr>
       <w:r>
         <w:rPr>
+          <w:b/>
+          <w:bCs/>
+        </w:rPr>
+        <w:t xml:space="preserve">Landing (Flask 'Боба'):</w:t>
+      </w:r>
+      <w:r>
+        <w:t xml:space="preserve"> </w:t>
+      </w:r>
+      <w:r>
+        <w:rPr>
+          <w:rStyle w:val="VerbatimChar"/>
+        </w:rPr>
+        <w:t xml:space="preserve">landing/app.py</w:t>
+      </w:r>
+      <w:r>
+        <w:t xml:space="preserve"> </w:t>
+      </w:r>
+      <w:r>
+        <w:t xml:space="preserve">— routes</w:t>
+      </w:r>
+      <w:r>
+        <w:t xml:space="preserve"> </w:t>
+      </w:r>
+      <w:r>
+        <w:rPr>
+          <w:rStyle w:val="VerbatimChar"/>
+        </w:rPr>
+        <w:t xml:space="preserve">/</w:t>
+      </w:r>
+      <w:r>
+        <w:t xml:space="preserve">,</w:t>
+      </w:r>
+      <w:r>
+        <w:t xml:space="preserve"> </w:t>
+      </w:r>
+      <w:r>
+        <w:rPr>
+          <w:rStyle w:val="VerbatimChar"/>
+        </w:rPr>
+        <w:t xml:space="preserve">/app</w:t>
+      </w:r>
+      <w:r>
+        <w:t xml:space="preserve">,</w:t>
+      </w:r>
+      <w:r>
+        <w:t xml:space="preserve"> </w:t>
+      </w:r>
+      <w:r>
+        <w:rPr>
+          <w:rStyle w:val="VerbatimChar"/>
+        </w:rPr>
+        <w:t xml:space="preserve">/api/upload-cookies</w:t>
+      </w:r>
+      <w:r>
+        <w:t xml:space="preserve">,</w:t>
+      </w:r>
+      <w:r>
+        <w:t xml:space="preserve"> </w:t>
+      </w:r>
+      <w:r>
+        <w:rPr>
+          <w:rStyle w:val="VerbatimChar"/>
+        </w:rPr>
+        <w:t xml:space="preserve">/api/delete-cookies</w:t>
+      </w:r>
+      <w:r>
+        <w:t xml:space="preserve">,</w:t>
+      </w:r>
+      <w:r>
+        <w:t xml:space="preserve"> </w:t>
+      </w:r>
+      <w:r>
+        <w:rPr>
+          <w:rStyle w:val="VerbatimChar"/>
+        </w:rPr>
+        <w:t xml:space="preserve">/api/cookie-status</w:t>
+      </w:r>
+      <w:r>
+        <w:t xml:space="preserve">,</w:t>
+      </w:r>
+      <w:r>
+        <w:t xml:space="preserve"> </w:t>
+      </w:r>
+      <w:r>
+        <w:rPr>
+          <w:rStyle w:val="VerbatimChar"/>
+        </w:rPr>
+        <w:t xml:space="preserve">/api/aborted-history</w:t>
+      </w:r>
+      <w:r>
+        <w:t xml:space="preserve"> </w:t>
+      </w:r>
+      <w:r>
+        <w:t xml:space="preserve">(GET/POST/DELETE),</w:t>
+      </w:r>
+      <w:r>
+        <w:t xml:space="preserve"> </w:t>
+      </w:r>
+      <w:r>
+        <w:rPr>
+          <w:rStyle w:val="VerbatimChar"/>
+        </w:rPr>
+        <w:t xml:space="preserve">/api/profile-status</w:t>
+      </w:r>
+      <w:r>
+        <w:t xml:space="preserve">,</w:t>
+      </w:r>
+      <w:r>
+        <w:t xml:space="preserve"> </w:t>
+      </w:r>
+      <w:r>
+        <w:rPr>
+          <w:rStyle w:val="VerbatimChar"/>
+        </w:rPr>
+        <w:t xml:space="preserve">/health</w:t>
+      </w:r>
+      <w:r>
+        <w:t xml:space="preserve">,</w:t>
+      </w:r>
+      <w:r>
+        <w:t xml:space="preserve"> </w:t>
+      </w:r>
+      <w:r>
+        <w:rPr>
+          <w:rStyle w:val="VerbatimChar"/>
+        </w:rPr>
+        <w:t xml:space="preserve">/logo.png</w:t>
+      </w:r>
+      <w:r>
+        <w:t xml:space="preserve">,</w:t>
+      </w:r>
+      <w:r>
+        <w:t xml:space="preserve"> </w:t>
+      </w:r>
+      <w:r>
+        <w:rPr>
+          <w:rStyle w:val="VerbatimChar"/>
+        </w:rPr>
+        <w:t xml:space="preserve">/favicon.ico</w:t>
+      </w:r>
+      <w:r>
+        <w:t xml:space="preserve">,</w:t>
+      </w:r>
+      <w:r>
+        <w:t xml:space="preserve"> </w:t>
+      </w:r>
+      <w:r>
+        <w:rPr>
+          <w:rStyle w:val="VerbatimChar"/>
+        </w:rPr>
+        <w:t xml:space="preserve">/api/delete-download</w:t>
+      </w:r>
+      <w:r>
+        <w:t xml:space="preserve">. Helpers</w:t>
+      </w:r>
+      <w:r>
+        <w:t xml:space="preserve"> </w:t>
+      </w:r>
+      <w:r>
+        <w:rPr>
+          <w:rStyle w:val="VerbatimChar"/>
+        </w:rPr>
+        <w:t xml:space="preserve">_validate_cookie_file</w:t>
+      </w:r>
+      <w:r>
+        <w:t xml:space="preserve">,</w:t>
+      </w:r>
+      <w:r>
+        <w:t xml:space="preserve"> </w:t>
+      </w:r>
+      <w:r>
+        <w:rPr>
+          <w:rStyle w:val="VerbatimChar"/>
+        </w:rPr>
+        <w:t xml:space="preserve">_summarize_cookies_by_platform</w:t>
+      </w:r>
+      <w:r>
+        <w:t xml:space="preserve">,</w:t>
+      </w:r>
+      <w:r>
+        <w:t xml:space="preserve"> </w:t>
+      </w:r>
+      <w:r>
+        <w:rPr>
+          <w:rStyle w:val="VerbatimChar"/>
+        </w:rPr>
+        <w:t xml:space="preserve">_aborted_history_lock</w:t>
+      </w:r>
+      <w:r>
+        <w:t xml:space="preserve"> </w:t>
+      </w:r>
+      <w:r>
+        <w:t xml:space="preserve">(flock at</w:t>
+      </w:r>
+      <w:r>
+        <w:t xml:space="preserve"> </w:t>
+      </w:r>
+      <w:r>
+        <w:rPr>
+          <w:rStyle w:val="VerbatimChar"/>
+        </w:rPr>
+        <w:t xml:space="preserve">/config/aborted.json.lock</w:t>
+      </w:r>
+      <w:r>
+        <w:t xml:space="preserve">).</w:t>
+      </w:r>
+    </w:p>
+    <w:p>
+      <w:pPr>
+        <w:pStyle w:val="Compact"/>
+        <w:numPr>
+          <w:ilvl w:val="0"/>
+          <w:numId w:val="1006"/>
+        </w:numPr>
+      </w:pPr>
+      <w:r>
+        <w:rPr>
+          <w:b/>
+          <w:bCs/>
+        </w:rPr>
+        <w:t xml:space="preserve">Dashboard (Angular 17 + nginx):</w:t>
+      </w:r>
+      <w:r>
+        <w:t xml:space="preserve"> </w:t>
+      </w:r>
+      <w:r>
+        <w:rPr>
+          <w:rStyle w:val="VerbatimChar"/>
+        </w:rPr>
+        <w:t xml:space="preserve">dashboard/src/app/</w:t>
+      </w:r>
+      <w:r>
+        <w:t xml:space="preserve"> </w:t>
+      </w:r>
+      <w:r>
+        <w:t xml:space="preserve">—</w:t>
+      </w:r>
+      <w:r>
+        <w:t xml:space="preserve"> </w:t>
+      </w:r>
+      <w:r>
+        <w:rPr>
+          <w:rStyle w:val="VerbatimChar"/>
+        </w:rPr>
+        <w:t xml:space="preserve">app.routes.ts</w:t>
+      </w:r>
+      <w:r>
+        <w:t xml:space="preserve"> </w:t>
+      </w:r>
+      <w:r>
+        <w:t xml:space="preserve">(</w:t>
+      </w:r>
+      <w:r>
+        <w:rPr>
+          <w:rStyle w:val="VerbatimChar"/>
+        </w:rPr>
+        <w:t xml:space="preserve">''</w:t>
+      </w:r>
+      <w:r>
+        <w:t xml:space="preserve"> </w:t>
+      </w:r>
+      <w:r>
+        <w:t xml:space="preserve">download-form,</w:t>
+      </w:r>
+      <w:r>
+        <w:t xml:space="preserve"> </w:t>
+      </w:r>
+      <w:r>
+        <w:rPr>
+          <w:rStyle w:val="VerbatimChar"/>
+        </w:rPr>
+        <w:t xml:space="preserve">queue</w:t>
+      </w:r>
+      <w:r>
+        <w:t xml:space="preserve">,</w:t>
+      </w:r>
+      <w:r>
+        <w:t xml:space="preserve"> </w:t>
+      </w:r>
+      <w:r>
+        <w:rPr>
+          <w:rStyle w:val="VerbatimChar"/>
+        </w:rPr>
+        <w:t xml:space="preserve">history</w:t>
+      </w:r>
+      <w:r>
+        <w:t xml:space="preserve">,</w:t>
+      </w:r>
+      <w:r>
+        <w:t xml:space="preserve"> </w:t>
+      </w:r>
+      <w:r>
+        <w:rPr>
+          <w:rStyle w:val="VerbatimChar"/>
+        </w:rPr>
+        <w:t xml:space="preserve">cookies</w:t>
+      </w:r>
+      <w:r>
+        <w:t xml:space="preserve">,</w:t>
+      </w:r>
+      <w:r>
+        <w:t xml:space="preserve"> </w:t>
+      </w:r>
+      <w:r>
+        <w:rPr>
+          <w:rStyle w:val="VerbatimChar"/>
+        </w:rPr>
+        <w:t xml:space="preserve">**</w:t>
+      </w:r>
+      <w:r>
+        <w:t xml:space="preserve"> </w:t>
+      </w:r>
+      <w:r>
+        <w:t xml:space="preserve">not-found);</w:t>
+      </w:r>
+      <w:r>
+        <w:t xml:space="preserve"> </w:t>
+      </w:r>
+      <w:r>
+        <w:t xml:space="preserve">components</w:t>
+      </w:r>
+      <w:r>
+        <w:t xml:space="preserve"> </w:t>
+      </w:r>
+      <w:r>
+        <w:rPr>
+          <w:rStyle w:val="VerbatimChar"/>
+        </w:rPr>
+        <w:t xml:space="preserve">download-form/</w:t>
+      </w:r>
+      <w:r>
+        <w:t xml:space="preserve">,</w:t>
+      </w:r>
+      <w:r>
+        <w:t xml:space="preserve"> </w:t>
+      </w:r>
+      <w:r>
+        <w:rPr>
+          <w:rStyle w:val="VerbatimChar"/>
+        </w:rPr>
+        <w:t xml:space="preserve">queue/</w:t>
+      </w:r>
+      <w:r>
+        <w:t xml:space="preserve"> </w:t>
+      </w:r>
+      <w:r>
+        <w:t xml:space="preserve">(STATE_META: pending, preparing,</w:t>
+      </w:r>
+      <w:r>
+        <w:t xml:space="preserve"> </w:t>
+      </w:r>
+      <w:r>
+        <w:t xml:space="preserve">downloading, postprocessing, finished, error, aborted),</w:t>
+      </w:r>
+      <w:r>
+        <w:t xml:space="preserve"> </w:t>
+      </w:r>
+      <w:r>
+        <w:rPr>
+          <w:rStyle w:val="VerbatimChar"/>
+        </w:rPr>
+        <w:t xml:space="preserve">history/</w:t>
+      </w:r>
+      <w:r>
+        <w:t xml:space="preserve"> </w:t>
+      </w:r>
+      <w:r>
+        <w:t xml:space="preserve">(aborted-history merge via</w:t>
+      </w:r>
+      <w:r>
+        <w:t xml:space="preserve"> </w:t>
+      </w:r>
+      <w:r>
+        <w:rPr>
+          <w:rStyle w:val="VerbatimChar"/>
+        </w:rPr>
+        <w:t xml:space="preserve">abortedToDownloadInfo</w:t>
+      </w:r>
+      <w:r>
+        <w:t xml:space="preserve">),</w:t>
+      </w:r>
+      <w:r>
+        <w:t xml:space="preserve"> </w:t>
+      </w:r>
+      <w:r>
+        <w:rPr>
+          <w:rStyle w:val="VerbatimChar"/>
+        </w:rPr>
+        <w:t xml:space="preserve">cookies/</w:t>
+      </w:r>
+      <w:r>
+        <w:t xml:space="preserve">,</w:t>
+      </w:r>
+      <w:r>
+        <w:t xml:space="preserve"> </w:t>
+      </w:r>
+      <w:r>
+        <w:rPr>
+          <w:rStyle w:val="VerbatimChar"/>
+        </w:rPr>
+        <w:t xml:space="preserve">navbar/</w:t>
+      </w:r>
+      <w:r>
+        <w:t xml:space="preserve"> </w:t>
+      </w:r>
+      <w:r>
+        <w:t xml:space="preserve">(profile badge),</w:t>
+      </w:r>
+      <w:r>
+        <w:t xml:space="preserve"> </w:t>
+      </w:r>
+      <w:r>
+        <w:rPr>
+          <w:rStyle w:val="VerbatimChar"/>
+        </w:rPr>
+        <w:t xml:space="preserve">error-boundary/</w:t>
+      </w:r>
+      <w:r>
+        <w:t xml:space="preserve">,</w:t>
+      </w:r>
+      <w:r>
+        <w:t xml:space="preserve"> </w:t>
+      </w:r>
+      <w:r>
+        <w:rPr>
+          <w:rStyle w:val="VerbatimChar"/>
+        </w:rPr>
+        <w:t xml:space="preserve">not-found/</w:t>
+      </w:r>
+      <w:r>
+        <w:t xml:space="preserve">; services</w:t>
+      </w:r>
+      <w:r>
+        <w:t xml:space="preserve"> </w:t>
+      </w:r>
+      <w:r>
+        <w:rPr>
+          <w:rStyle w:val="VerbatimChar"/>
+        </w:rPr>
+        <w:t xml:space="preserve">metube.service.ts</w:t>
+      </w:r>
+      <w:r>
+        <w:t xml:space="preserve"> </w:t>
+      </w:r>
+      <w:r>
+        <w:t xml:space="preserve">(typed API, no</w:t>
+      </w:r>
+      <w:r>
+        <w:t xml:space="preserve"> </w:t>
+      </w:r>
+      <w:r>
+        <w:rPr>
+          <w:rStyle w:val="VerbatimChar"/>
+        </w:rPr>
+        <w:t xml:space="preserve">any</w:t>
+      </w:r>
+      <w:r>
+        <w:t xml:space="preserve">),</w:t>
+      </w:r>
+      <w:r>
+        <w:t xml:space="preserve"> </w:t>
+      </w:r>
+      <w:r>
+        <w:rPr>
+          <w:rStyle w:val="VerbatimChar"/>
+        </w:rPr>
+        <w:t xml:space="preserve">error-interceptor.service.ts</w:t>
+      </w:r>
+      <w:r>
+        <w:t xml:space="preserve">.</w:t>
+      </w:r>
+      <w:r>
+        <w:t xml:space="preserve"> </w:t>
+      </w:r>
+      <w:r>
+        <w:t xml:space="preserve">nginx template</w:t>
+      </w:r>
+      <w:r>
+        <w:t xml:space="preserve"> </w:t>
+      </w:r>
+      <w:r>
+        <w:rPr>
+          <w:rStyle w:val="VerbatimChar"/>
+        </w:rPr>
+        <w:t xml:space="preserve">dashboard/nginx.conf.template</w:t>
+      </w:r>
+      <w:r>
+        <w:t xml:space="preserve"> </w:t>
+      </w:r>
+      <w:r>
+        <w:t xml:space="preserve">+</w:t>
+      </w:r>
+      <w:r>
+        <w:t xml:space="preserve"> </w:t>
+      </w:r>
+      <w:r>
+        <w:rPr>
+          <w:rStyle w:val="VerbatimChar"/>
+        </w:rPr>
+        <w:t xml:space="preserve">dashboard/entrypoint.sh</w:t>
+      </w:r>
+      <w:r>
+        <w:t xml:space="preserve">.</w:t>
+      </w:r>
+    </w:p>
+    <w:p>
+      <w:pPr>
+        <w:pStyle w:val="Compact"/>
+        <w:numPr>
+          <w:ilvl w:val="0"/>
+          <w:numId w:val="1006"/>
+        </w:numPr>
+      </w:pPr>
+      <w:r>
+        <w:rPr>
+          <w:b/>
+          <w:bCs/>
+        </w:rPr>
+        <w:t xml:space="preserve">CLI scripts (repo root, no</w:t>
+      </w:r>
+      <w:r>
+        <w:rPr>
+          <w:b/>
+          <w:bCs/>
+        </w:rPr>
+        <w:t xml:space="preserve"> </w:t>
+      </w:r>
+      <w:r>
+        <w:rPr>
+          <w:rStyle w:val="VerbatimChar"/>
+          <w:b/>
+          <w:bCs/>
+        </w:rPr>
+        <w:t xml:space="preserve">.sh</w:t>
+      </w:r>
+      <w:r>
+        <w:rPr>
+          <w:b/>
+          <w:bCs/>
+        </w:rPr>
+        <w:t xml:space="preserve"> </w:t>
+      </w:r>
+      <w:r>
+        <w:rPr>
+          <w:b/>
+          <w:bCs/>
+        </w:rPr>
+        <w:t xml:space="preserve">suffix):</w:t>
+      </w:r>
+      <w:r>
+        <w:t xml:space="preserve"> </w:t>
+      </w:r>
+      <w:r>
+        <w:rPr>
+          <w:rStyle w:val="VerbatimChar"/>
+        </w:rPr>
+        <w:t xml:space="preserve">init</w:t>
+      </w:r>
+      <w:r>
+        <w:t xml:space="preserve">,</w:t>
+      </w:r>
+      <w:r>
+        <w:t xml:space="preserve"> </w:t>
+      </w:r>
+      <w:r>
+        <w:rPr>
+          <w:rStyle w:val="VerbatimChar"/>
+        </w:rPr>
+        <w:t xml:space="preserve">start</w:t>
+      </w:r>
+      <w:r>
+        <w:t xml:space="preserve">,</w:t>
+      </w:r>
+      <w:r>
+        <w:t xml:space="preserve"> </w:t>
+      </w:r>
+      <w:r>
+        <w:rPr>
+          <w:rStyle w:val="VerbatimChar"/>
+        </w:rPr>
+        <w:t xml:space="preserve">start_no_vpn</w:t>
+      </w:r>
+      <w:r>
+        <w:t xml:space="preserve">,</w:t>
+      </w:r>
+      <w:r>
+        <w:t xml:space="preserve"> </w:t>
+      </w:r>
+      <w:r>
+        <w:rPr>
+          <w:rStyle w:val="VerbatimChar"/>
+        </w:rPr>
+        <w:t xml:space="preserve">stop</w:t>
+      </w:r>
+      <w:r>
+        <w:t xml:space="preserve">,</w:t>
+      </w:r>
+      <w:r>
+        <w:t xml:space="preserve"> </w:t>
+      </w:r>
+      <w:r>
+        <w:rPr>
+          <w:rStyle w:val="VerbatimChar"/>
+        </w:rPr>
+        <w:t xml:space="preserve">status</w:t>
+      </w:r>
+      <w:r>
+        <w:t xml:space="preserve">,</w:t>
+      </w:r>
+      <w:r>
+        <w:t xml:space="preserve"> </w:t>
+      </w:r>
+      <w:r>
+        <w:rPr>
+          <w:rStyle w:val="VerbatimChar"/>
+        </w:rPr>
+        <w:t xml:space="preserve">download</w:t>
+      </w:r>
+      <w:r>
+        <w:t xml:space="preserve">,</w:t>
+      </w:r>
+      <w:r>
+        <w:t xml:space="preserve"> </w:t>
+      </w:r>
+      <w:r>
+        <w:rPr>
+          <w:rStyle w:val="VerbatimChar"/>
+        </w:rPr>
+        <w:t xml:space="preserve">check-vpn</w:t>
+      </w:r>
+      <w:r>
+        <w:t xml:space="preserve">,</w:t>
+      </w:r>
+      <w:r>
+        <w:t xml:space="preserve"> </w:t>
+      </w:r>
+      <w:r>
+        <w:rPr>
+          <w:rStyle w:val="VerbatimChar"/>
+        </w:rPr>
+        <w:t xml:space="preserve">restart</w:t>
+      </w:r>
+      <w:r>
+        <w:t xml:space="preserve">,</w:t>
+      </w:r>
+      <w:r>
+        <w:t xml:space="preserve"> </w:t>
+      </w:r>
+      <w:r>
+        <w:rPr>
+          <w:rStyle w:val="VerbatimChar"/>
+        </w:rPr>
+        <w:t xml:space="preserve">cleanup</w:t>
+      </w:r>
+      <w:r>
+        <w:t xml:space="preserve">;</w:t>
+      </w:r>
+      <w:r>
+        <w:t xml:space="preserve"> </w:t>
+      </w:r>
+      <w:r>
+        <w:rPr>
+          <w:rStyle w:val="VerbatimChar"/>
+        </w:rPr>
+        <w:t xml:space="preserve">prepare-release.sh</w:t>
+      </w:r>
+      <w:r>
+        <w:t xml:space="preserve">,</w:t>
+      </w:r>
+      <w:r>
+        <w:t xml:space="preserve"> </w:t>
+      </w:r>
+      <w:r>
+        <w:rPr>
+          <w:rStyle w:val="VerbatimChar"/>
+        </w:rPr>
+        <w:t xml:space="preserve">setup-auto-update</w:t>
+      </w:r>
+      <w:r>
+        <w:t xml:space="preserve">,</w:t>
+      </w:r>
+      <w:r>
+        <w:t xml:space="preserve"> </w:t>
+      </w:r>
+      <w:r>
+        <w:rPr>
+          <w:rStyle w:val="VerbatimChar"/>
+        </w:rPr>
+        <w:t xml:space="preserve">update-images</w:t>
+      </w:r>
+      <w:r>
+        <w:t xml:space="preserve">. Runtime detection</w:t>
+      </w:r>
+      <w:r>
+        <w:t xml:space="preserve"> </w:t>
+      </w:r>
+      <w:r>
+        <w:t xml:space="preserve">via</w:t>
+      </w:r>
+      <w:r>
+        <w:t xml:space="preserve"> </w:t>
+      </w:r>
+      <w:r>
+        <w:rPr>
+          <w:rStyle w:val="VerbatimChar"/>
+        </w:rPr>
+        <w:t xml:space="preserve">lib/container-runtime.sh</w:t>
+      </w:r>
+      <w:r>
+        <w:t xml:space="preserve">.</w:t>
+      </w:r>
+    </w:p>
+    <w:p>
+      <w:pPr>
+        <w:pStyle w:val="Compact"/>
+        <w:numPr>
+          <w:ilvl w:val="0"/>
+          <w:numId w:val="1006"/>
+        </w:numPr>
+      </w:pPr>
+      <w:r>
+        <w:rPr>
+          <w:b/>
+          <w:bCs/>
+        </w:rPr>
+        <w:t xml:space="preserve">Tests:</w:t>
+      </w:r>
+      <w:r>
+        <w:t xml:space="preserve"> </w:t>
+      </w:r>
+      <w:r>
+        <w:rPr>
+          <w:rStyle w:val="VerbatimChar"/>
+        </w:rPr>
+        <w:t xml:space="preserve">tests/test-*.sh</w:t>
+      </w:r>
+      <w:r>
+        <w:t xml:space="preserve"> </w:t>
+      </w:r>
+      <w:r>
+        <w:t xml:space="preserve">(unit, integration, integration-realhttp,</w:t>
+      </w:r>
+      <w:r>
+        <w:t xml:space="preserve"> </w:t>
+      </w:r>
+      <w:r>
+        <w:t xml:space="preserve">scenarios, errors, dashboard, dashboard-operations, aborted-history,</w:t>
+      </w:r>
+      <w:r>
+        <w:t xml:space="preserve"> </w:t>
+      </w:r>
+      <w:r>
+        <w:t xml:space="preserve">cookie-validator, media-services, bulk-operations, add-all-platforms,</w:t>
+      </w:r>
+      <w:r>
+        <w:t xml:space="preserve"> </w:t>
+      </w:r>
+      <w:r>
+        <w:t xml:space="preserve">add-download, vpn-compose, vpn-smoke, chaos, constitution-inheritance);</w:t>
+      </w:r>
+      <w:r>
+        <w:t xml:space="preserve"> </w:t>
+      </w:r>
+      <w:r>
+        <w:t xml:space="preserve">orchestrators</w:t>
+      </w:r>
+      <w:r>
+        <w:t xml:space="preserve"> </w:t>
+      </w:r>
+      <w:r>
+        <w:rPr>
+          <w:rStyle w:val="VerbatimChar"/>
+        </w:rPr>
+        <w:t xml:space="preserve">run-tests.sh</w:t>
+      </w:r>
+      <w:r>
+        <w:t xml:space="preserve">,</w:t>
+      </w:r>
+      <w:r>
+        <w:t xml:space="preserve"> </w:t>
+      </w:r>
+      <w:r>
+        <w:rPr>
+          <w:rStyle w:val="VerbatimChar"/>
+        </w:rPr>
+        <w:t xml:space="preserve">run-full-suite.sh</w:t>
+      </w:r>
+      <w:r>
+        <w:t xml:space="preserve">,</w:t>
+      </w:r>
+      <w:r>
+        <w:t xml:space="preserve"> </w:t>
+      </w:r>
+      <w:r>
+        <w:rPr>
+          <w:rStyle w:val="VerbatimChar"/>
+        </w:rPr>
+        <w:t xml:space="preserve">run-comprehensive-tests.sh</w:t>
+      </w:r>
+      <w:r>
+        <w:t xml:space="preserve">;</w:t>
+      </w:r>
+      <w:r>
+        <w:t xml:space="preserve"> </w:t>
+      </w:r>
+      <w:r>
+        <w:rPr>
+          <w:rStyle w:val="VerbatimChar"/>
+        </w:rPr>
+        <w:t xml:space="preserve">tests/e2e/</w:t>
+      </w:r>
+      <w:r>
+        <w:t xml:space="preserve"> </w:t>
+      </w:r>
+      <w:r>
+        <w:t xml:space="preserve">(Playwright: dashboard, landing, cross-service, clear-history,</w:t>
+      </w:r>
+      <w:r>
+        <w:t xml:space="preserve"> </w:t>
+      </w:r>
+      <w:r>
+        <w:t xml:space="preserve">delete-retry-cancel, cleanup-and-start);</w:t>
+      </w:r>
+      <w:r>
+        <w:t xml:space="preserve"> </w:t>
+      </w:r>
+      <w:r>
+        <w:rPr>
+          <w:rStyle w:val="VerbatimChar"/>
+        </w:rPr>
+        <w:t xml:space="preserve">tests/benchmark/</w:t>
+      </w:r>
+      <w:r>
+        <w:t xml:space="preserve">,</w:t>
+      </w:r>
+      <w:r>
+        <w:t xml:space="preserve"> </w:t>
+      </w:r>
+      <w:r>
+        <w:rPr>
+          <w:rStyle w:val="VerbatimChar"/>
+        </w:rPr>
+        <w:t xml:space="preserve">tests/cookies/</w:t>
+      </w:r>
+      <w:r>
+        <w:t xml:space="preserve">,</w:t>
+      </w:r>
+      <w:r>
+        <w:t xml:space="preserve"> </w:t>
+      </w:r>
+      <w:r>
+        <w:rPr>
+          <w:rStyle w:val="VerbatimChar"/>
+        </w:rPr>
+        <w:t xml:space="preserve">tests/challenges/</w:t>
+      </w:r>
+      <w:r>
+        <w:t xml:space="preserve"> </w:t>
+      </w:r>
+      <w:r>
+        <w:t xml:space="preserve">(</w:t>
+      </w:r>
+      <w:r>
+        <w:rPr>
+          <w:rStyle w:val="VerbatimChar"/>
+        </w:rPr>
+        <w:t xml:space="preserve">metube-challenges.json</w:t>
+      </w:r>
+      <w:r>
+        <w:t xml:space="preserve"> </w:t>
+      </w:r>
+      <w:r>
+        <w:t xml:space="preserve">+</w:t>
+      </w:r>
+      <w:r>
+        <w:t xml:space="preserve"> </w:t>
+      </w:r>
+      <w:r>
+        <w:rPr>
+          <w:rStyle w:val="VerbatimChar"/>
+        </w:rPr>
+        <w:t xml:space="preserve">run-metube-challenges.sh</w:t>
+      </w:r>
+      <w:r>
+        <w:t xml:space="preserve">).</w:t>
+      </w:r>
+    </w:p>
+    <w:p>
+      <w:pPr>
+        <w:pStyle w:val="Compact"/>
+        <w:numPr>
+          <w:ilvl w:val="0"/>
+          <w:numId w:val="1006"/>
+        </w:numPr>
+      </w:pPr>
+      <w:r>
+        <w:rPr>
+          <w:b/>
+          <w:bCs/>
+        </w:rPr>
+        <w:t xml:space="preserve">Challenges (HelixQA):</w:t>
+      </w:r>
+      <w:r>
+        <w:t xml:space="preserve"> </w:t>
+      </w:r>
+      <w:r>
+        <w:rPr>
+          <w:rStyle w:val="VerbatimChar"/>
+        </w:rPr>
+        <w:t xml:space="preserve">challenges/scripts/</w:t>
+      </w:r>
+      <w:r>
+        <w:t xml:space="preserve"> </w:t>
+      </w:r>
+      <w:r>
+        <w:t xml:space="preserve">(api-contract,</w:t>
+      </w:r>
+      <w:r>
+        <w:t xml:space="preserve"> </w:t>
+      </w:r>
+      <w:r>
+        <w:t xml:space="preserve">container-restart-resilience, download-completes, form-reenables,</w:t>
+      </w:r>
+      <w:r>
+        <w:t xml:space="preserve"> </w:t>
+      </w:r>
+      <w:r>
+        <w:t xml:space="preserve">host/user OOM+suspend, landing-cookie-upload, memory-limits, no-vpn-direct,</w:t>
+      </w:r>
+      <w:r>
+        <w:t xml:space="preserve"> </w:t>
+      </w:r>
+      <w:r>
+        <w:t xml:space="preserve">queue-lifecycle, queue-polling-survives-error, retry-immediately-visible,</w:t>
+      </w:r>
+      <w:r>
+        <w:t xml:space="preserve"> </w:t>
+      </w:r>
+      <w:r>
+        <w:rPr>
+          <w:rStyle w:val="VerbatimChar"/>
+        </w:rPr>
+        <w:t xml:space="preserve">run_all_challenges.sh</w:t>
+      </w:r>
+      <w:r>
+        <w:t xml:space="preserve">);</w:t>
+      </w:r>
+      <w:r>
+        <w:t xml:space="preserve"> </w:t>
+      </w:r>
+      <w:r>
+        <w:rPr>
+          <w:rStyle w:val="VerbatimChar"/>
+        </w:rPr>
+        <w:t xml:space="preserve">Challenges/</w:t>
+      </w:r>
+      <w:r>
+        <w:t xml:space="preserve"> </w:t>
+      </w:r>
+      <w:r>
+        <w:t xml:space="preserve">submodule (framework + p1-f06..f18</w:t>
+      </w:r>
+      <w:r>
+        <w:t xml:space="preserve"> </w:t>
+      </w:r>
+      <w:r>
+        <w:t xml:space="preserve">CLI-agent feature dirs).</w:t>
+      </w:r>
+    </w:p>
+    <w:bookmarkEnd w:id="15"/>
+    <w:bookmarkStart w:id="16" w:name="status-vocabulary-11445-closed-set"/>
+    <w:p>
+      <w:pPr>
+        <w:pStyle w:val="Heading3"/>
+      </w:pPr>
+      <w:r>
+        <w:t xml:space="preserve">Status vocabulary (§11.4.45 closed set)</w:t>
+      </w:r>
+    </w:p>
+    <w:p>
+      <w:pPr>
+        <w:pStyle w:val="FirstParagraph"/>
+      </w:pPr>
+      <w:r>
+        <w:rPr>
+          <w:rStyle w:val="VerbatimChar"/>
+        </w:rPr>
+        <w:t xml:space="preserve">PASS</w:t>
+      </w:r>
+      <w:r>
+        <w:t xml:space="preserve"> </w:t>
+      </w:r>
+      <w:r>
+        <w:t xml:space="preserve">/</w:t>
+      </w:r>
+      <w:r>
+        <w:t xml:space="preserve"> </w:t>
+      </w:r>
+      <w:r>
+        <w:rPr>
+          <w:rStyle w:val="VerbatimChar"/>
+        </w:rPr>
+        <w:t xml:space="preserve">FAIL</w:t>
+      </w:r>
+      <w:r>
+        <w:t xml:space="preserve"> </w:t>
+      </w:r>
+      <w:r>
+        <w:t xml:space="preserve">/</w:t>
+      </w:r>
+      <w:r>
+        <w:t xml:space="preserve"> </w:t>
+      </w:r>
+      <w:r>
+        <w:rPr>
+          <w:rStyle w:val="VerbatimChar"/>
+        </w:rPr>
+        <w:t xml:space="preserve">SKIP</w:t>
+      </w:r>
+      <w:r>
+        <w:t xml:space="preserve"> </w:t>
+      </w:r>
+      <w:r>
+        <w:t xml:space="preserve">/</w:t>
+      </w:r>
+      <w:r>
+        <w:t xml:space="preserve"> </w:t>
+      </w:r>
+      <w:r>
+        <w:rPr>
+          <w:rStyle w:val="VerbatimChar"/>
+        </w:rPr>
+        <w:t xml:space="preserve">PENDING_FORENSICS</w:t>
+      </w:r>
+      <w:r>
+        <w:t xml:space="preserve"> </w:t>
+      </w:r>
+      <w:r>
+        <w:t xml:space="preserve">/</w:t>
+      </w:r>
+      <w:r>
+        <w:t xml:space="preserve"> </w:t>
+      </w:r>
+      <w:r>
+        <w:rPr>
           <w:rStyle w:val="VerbatimChar"/>
         </w:rPr>
         <w:t xml:space="preserve">OPERATOR-BLOCKED</w:t>
       </w:r>
       <w:r>
-        <w:t xml:space="preserve">: none. VPN live path needs operator</w:t>
-      </w:r>
-      <w:r>
-        <w:t xml:space="preserve"> </w:t>
-      </w:r>
-      <w:r>
-        <w:rPr>
-          <w:rStyle w:val="VerbatimChar"/>
-        </w:rPr>
-        <w:t xml:space="preserve">.ovpn</w:t>
-      </w:r>
-      <w:r>
-        <w:t xml:space="preserve"> </w:t>
-      </w:r>
-      <w:r>
-        <w:t xml:space="preserve">credentials but</w:t>
-      </w:r>
-      <w:r>
-        <w:t xml:space="preserve"> </w:t>
-      </w:r>
-      <w:r>
-        <w:t xml:space="preserve">the code path is implemented and compose-config-testable, so it is</w:t>
-      </w:r>
-      <w:r>
-        <w:t xml:space="preserve"> </w:t>
-      </w:r>
-      <w:r>
-        <w:rPr>
-          <w:rStyle w:val="VerbatimChar"/>
-        </w:rPr>
-        <w:t xml:space="preserve">PENDING_FORENSICS</w:t>
-      </w:r>
-      <w:r>
-        <w:t xml:space="preserve">, not blocked.</w:t>
-      </w:r>
-    </w:p>
-    <w:bookmarkEnd w:id="15"/>
-    <w:bookmarkStart w:id="16" w:name="anchors"/>
-    <w:p>
-      <w:pPr>
-        <w:pStyle w:val="Heading3"/>
-      </w:pPr>
-      <w:r>
-        <w:t xml:space="preserve">§-anchors</w:t>
+        <w:t xml:space="preserve">.</w:t>
       </w:r>
     </w:p>
     <w:p>
@@ -2067,23 +2279,42 @@
         </w:numPr>
       </w:pPr>
       <w:r>
-        <w:rPr>
+        <w:t xml:space="preserve">Implemented-and-wired features:</w:t>
+      </w:r>
+      <w:r>
+        <w:t xml:space="preserve"> </w:t>
+      </w:r>
+      <w:r>
+        <w:rPr>
+          <w:rStyle w:val="VerbatimChar"/>
           <w:b/>
           <w:bCs/>
         </w:rPr>
-        <w:t xml:space="preserve">§11.4.153</w:t>
-      </w:r>
-      <w:r>
-        <w:t xml:space="preserve"> </w:t>
-      </w:r>
-      <w:r>
-        <w:t xml:space="preserve">— per-feature Status + Status_Summary set with mandatory real-use</w:t>
-      </w:r>
-      <w:r>
-        <w:t xml:space="preserve"> </w:t>
-      </w:r>
-      <w:r>
-        <w:t xml:space="preserve">video confirmation; adds DOCX to the export set for this class.</w:t>
+        <w:t xml:space="preserve">PENDING_FORENSICS</w:t>
+      </w:r>
+      <w:r>
+        <w:t xml:space="preserve"> </w:t>
+      </w:r>
+      <w:r>
+        <w:t xml:space="preserve">— code present + test</w:t>
+      </w:r>
+      <w:r>
+        <w:t xml:space="preserve"> </w:t>
+      </w:r>
+      <w:r>
+        <w:t xml:space="preserve">files exist, but no clean-baseline full-suite run with captured runtime</w:t>
+      </w:r>
+      <w:r>
+        <w:t xml:space="preserve"> </w:t>
+      </w:r>
+      <w:r>
+        <w:t xml:space="preserve">evidence is on record in this revision (per §11.4.6 an unproven PASS is</w:t>
+      </w:r>
+      <w:r>
+        <w:t xml:space="preserve"> </w:t>
+      </w:r>
+      <w:r>
+        <w:t xml:space="preserve">forbidden).</w:t>
       </w:r>
     </w:p>
     <w:p>
@@ -2095,23 +2326,36 @@
         </w:numPr>
       </w:pPr>
       <w:r>
-        <w:rPr>
+        <w:t xml:space="preserve">Planned features (§7 of</w:t>
+      </w:r>
+      <w:r>
+        <w:t xml:space="preserve"> </w:t>
+      </w:r>
+      <w:r>
+        <w:rPr>
+          <w:rStyle w:val="VerbatimChar"/>
+        </w:rPr>
+        <w:t xml:space="preserve">Status.md</w:t>
+      </w:r>
+      <w:r>
+        <w:t xml:space="preserve">):</w:t>
+      </w:r>
+      <w:r>
+        <w:t xml:space="preserve"> </w:t>
+      </w:r>
+      <w:r>
+        <w:rPr>
+          <w:rStyle w:val="VerbatimChar"/>
           <w:b/>
           <w:bCs/>
         </w:rPr>
-        <w:t xml:space="preserve">§11.4.107</w:t>
-      </w:r>
-      <w:r>
-        <w:t xml:space="preserve"> </w:t>
-      </w:r>
-      <w:r>
-        <w:t xml:space="preserve">— no frozen/stale-frame video proof; videos (once recorded) must</w:t>
-      </w:r>
-      <w:r>
-        <w:t xml:space="preserve"> </w:t>
-      </w:r>
-      <w:r>
-        <w:t xml:space="preserve">show live, advancing real-use content.</w:t>
+        <w:t xml:space="preserve">SKIP</w:t>
+      </w:r>
+      <w:r>
+        <w:t xml:space="preserve"> </w:t>
+      </w:r>
+      <w:r>
+        <w:t xml:space="preserve">— nothing to validate.</w:t>
       </w:r>
     </w:p>
     <w:p>
@@ -2124,22 +2368,55 @@
       </w:pPr>
       <w:r>
         <w:rPr>
-          <w:b/>
-          <w:bCs/>
-        </w:rPr>
-        <w:t xml:space="preserve">§11.4.6</w:t>
-      </w:r>
-      <w:r>
-        <w:t xml:space="preserve"> </w:t>
-      </w:r>
-      <w:r>
-        <w:t xml:space="preserve">— no-guessing: every row reconciled against real code; no</w:t>
-      </w:r>
-      <w:r>
-        <w:t xml:space="preserve"> </w:t>
-      </w:r>
-      <w:r>
-        <w:t xml:space="preserve">unproven PASS; no faked confirmation.</w:t>
+          <w:rStyle w:val="VerbatimChar"/>
+        </w:rPr>
+        <w:t xml:space="preserve">OPERATOR-BLOCKED</w:t>
+      </w:r>
+      <w:r>
+        <w:t xml:space="preserve">: none. VPN live path needs operator</w:t>
+      </w:r>
+      <w:r>
+        <w:t xml:space="preserve"> </w:t>
+      </w:r>
+      <w:r>
+        <w:rPr>
+          <w:rStyle w:val="VerbatimChar"/>
+        </w:rPr>
+        <w:t xml:space="preserve">.ovpn</w:t>
+      </w:r>
+      <w:r>
+        <w:t xml:space="preserve"> </w:t>
+      </w:r>
+      <w:r>
+        <w:t xml:space="preserve">credentials but</w:t>
+      </w:r>
+      <w:r>
+        <w:t xml:space="preserve"> </w:t>
+      </w:r>
+      <w:r>
+        <w:t xml:space="preserve">the code path is implemented and compose-config-testable, so it is</w:t>
+      </w:r>
+      <w:r>
+        <w:t xml:space="preserve"> </w:t>
+      </w:r>
+      <w:r>
+        <w:rPr>
+          <w:rStyle w:val="VerbatimChar"/>
+        </w:rPr>
+        <w:t xml:space="preserve">PENDING_FORENSICS</w:t>
+      </w:r>
+      <w:r>
+        <w:t xml:space="preserve">, not blocked.</w:t>
+      </w:r>
+    </w:p>
+    <w:bookmarkEnd w:id="16"/>
+    <w:bookmarkStart w:id="17" w:name="Xa5f7a269d4c068440d3edaeea7e6edac704e347"/>
+    <w:p>
+      <w:pPr>
+        <w:pStyle w:val="Heading3"/>
+      </w:pPr>
+      <w:r>
+        <w:t xml:space="preserve">§-anchors</w:t>
       </w:r>
     </w:p>
     <w:p>
@@ -2147,7 +2424,7 @@
         <w:pStyle w:val="Compact"/>
         <w:numPr>
           <w:ilvl w:val="0"/>
-          <w:numId w:val="1007"/>
+          <w:numId w:val="1008"/>
         </w:numPr>
       </w:pPr>
       <w:r>
@@ -2155,73 +2432,552 @@
           <w:b/>
           <w:bCs/>
         </w:rPr>
-        <w:t xml:space="preserve">§11.4.45 / §11.4.56 / §11.4.44 / §11.4.65</w:t>
-      </w:r>
-      <w:r>
-        <w:t xml:space="preserve"> </w:t>
-      </w:r>
-      <w:r>
-        <w:t xml:space="preserve">— status-doc maintenance,</w:t>
-      </w:r>
-      <w:r>
-        <w:t xml:space="preserve"> </w:t>
-      </w:r>
-      <w:r>
-        <w:t xml:space="preserve">two-audience summary, revision header, multi-format export.</w:t>
-      </w:r>
-    </w:p>
-    <w:bookmarkEnd w:id="16"/>
-    <w:bookmarkStart w:id="17" w:name="X7beca84670d793da51ce971a61fbaa8898425cb"/>
-    <w:p>
-      <w:pPr>
-        <w:pStyle w:val="Heading3"/>
-      </w:pPr>
-      <w:r>
-        <w:t xml:space="preserve">Video-confirmation status (load-bearing honest fact)</w:t>
-      </w:r>
-    </w:p>
-    <w:p>
-      <w:pPr>
-        <w:pStyle w:val="FirstParagraph"/>
-      </w:pPr>
-      <w:r>
-        <w:t xml:space="preserve">Per §11.4.153, EVERY user-visible confirmed claim must be backed by a recorded</w:t>
-      </w:r>
-      <w:r>
-        <w:t xml:space="preserve"> </w:t>
-      </w:r>
-      <w:r>
-        <w:t xml:space="preserve">real-use video.</w:t>
-      </w:r>
-      <w:r>
-        <w:t xml:space="preserve"> </w:t>
-      </w:r>
+        <w:t xml:space="preserve">§11.4.153</w:t>
+      </w:r>
+      <w:r>
+        <w:t xml:space="preserve"> </w:t>
+      </w:r>
+      <w:r>
+        <w:t xml:space="preserve">— per-feature Status + Status_Summary set with mandatory real-use</w:t>
+      </w:r>
+      <w:r>
+        <w:t xml:space="preserve"> </w:t>
+      </w:r>
+      <w:r>
+        <w:t xml:space="preserve">video confirmation; adds DOCX to the export set for this class.</w:t>
+      </w:r>
+    </w:p>
+    <w:p>
+      <w:pPr>
+        <w:pStyle w:val="Compact"/>
+        <w:numPr>
+          <w:ilvl w:val="0"/>
+          <w:numId w:val="1008"/>
+        </w:numPr>
+      </w:pPr>
       <w:r>
         <w:rPr>
           <w:b/>
           <w:bCs/>
         </w:rPr>
-        <w:t xml:space="preserve">No such video exists for any feature in this project at</w:t>
-      </w:r>
+        <w:t xml:space="preserve">§11.4.107</w:t>
+      </w:r>
+      <w:r>
+        <w:t xml:space="preserve"> </w:t>
+      </w:r>
+      <w:r>
+        <w:t xml:space="preserve">— no frozen/stale-frame video proof; videos (once recorded) must</w:t>
+      </w:r>
+      <w:r>
+        <w:t xml:space="preserve"> </w:t>
+      </w:r>
+      <w:r>
+        <w:t xml:space="preserve">show live, advancing real-use content.</w:t>
+      </w:r>
+    </w:p>
+    <w:p>
+      <w:pPr>
+        <w:pStyle w:val="Compact"/>
+        <w:numPr>
+          <w:ilvl w:val="0"/>
+          <w:numId w:val="1008"/>
+        </w:numPr>
+      </w:pPr>
       <w:r>
         <w:rPr>
           <w:b/>
           <w:bCs/>
         </w:rPr>
-        <w:t xml:space="preserve"> </w:t>
-      </w:r>
+        <w:t xml:space="preserve">§11.4.6</w:t>
+      </w:r>
+      <w:r>
+        <w:t xml:space="preserve"> </w:t>
+      </w:r>
+      <w:r>
+        <w:t xml:space="preserve">— no-guessing: every row reconciled against real code; no</w:t>
+      </w:r>
+      <w:r>
+        <w:t xml:space="preserve"> </w:t>
+      </w:r>
+      <w:r>
+        <w:t xml:space="preserve">unproven PASS; no faked confirmation.</w:t>
+      </w:r>
+    </w:p>
+    <w:p>
+      <w:pPr>
+        <w:pStyle w:val="Compact"/>
+        <w:numPr>
+          <w:ilvl w:val="0"/>
+          <w:numId w:val="1008"/>
+        </w:numPr>
+      </w:pPr>
       <w:r>
         <w:rPr>
           <w:b/>
           <w:bCs/>
         </w:rPr>
-        <w:t xml:space="preserve">Revision 1.</w:t>
-      </w:r>
-      <w:r>
-        <w:t xml:space="preserve"> </w:t>
-      </w:r>
-      <w:r>
-        <w:t xml:space="preserve">Therefore every row in</w:t>
+        <w:t xml:space="preserve">§11.4.45 / §11.4.56 / §11.4.44 / §11.4.65</w:t>
+      </w:r>
+      <w:r>
+        <w:t xml:space="preserve"> </w:t>
+      </w:r>
+      <w:r>
+        <w:t xml:space="preserve">— status-doc maintenance,</w:t>
+      </w:r>
+      <w:r>
+        <w:t xml:space="preserve"> </w:t>
+      </w:r>
+      <w:r>
+        <w:t xml:space="preserve">two-audience summary, revision header, multi-format export.</w:t>
+      </w:r>
+    </w:p>
+    <w:bookmarkEnd w:id="17"/>
+    <w:bookmarkStart w:id="18" w:name="X7beca84670d793da51ce971a61fbaa8898425cb"/>
+    <w:p>
+      <w:pPr>
+        <w:pStyle w:val="Heading3"/>
+      </w:pPr>
+      <w:r>
+        <w:t xml:space="preserve">Video-confirmation status (load-bearing honest fact)</w:t>
+      </w:r>
+    </w:p>
+    <w:p>
+      <w:pPr>
+        <w:pStyle w:val="FirstParagraph"/>
+      </w:pPr>
+      <w:r>
+        <w:t xml:space="preserve">Per §11.4.153, EVERY user-visible confirmed claim must be backed by a recorded</w:t>
+      </w:r>
+      <w:r>
+        <w:t xml:space="preserve"> </w:t>
+      </w:r>
+      <w:r>
+        <w:t xml:space="preserve">real-use capture. At Revision 4 exactly</w:t>
+      </w:r>
+      <w:r>
+        <w:t xml:space="preserve"> </w:t>
+      </w:r>
+      <w:r>
+        <w:rPr>
+          <w:b/>
+          <w:bCs/>
+        </w:rPr>
+        <w:t xml:space="preserve">FIVE</w:t>
+      </w:r>
+      <w:r>
+        <w:t xml:space="preserve"> </w:t>
+      </w:r>
+      <w:r>
+        <w:t xml:space="preserve">Video-Confirmation cells are real</w:t>
+      </w:r>
+      <w:r>
+        <w:t xml:space="preserve"> </w:t>
+      </w:r>
+      <w:r>
+        <w:t xml:space="preserve">PASSes, each backed by a</w:t>
+      </w:r>
+      <w:r>
+        <w:t xml:space="preserve"> </w:t>
+      </w:r>
+      <w:r>
+        <w:rPr>
+          <w:rStyle w:val="VerbatimChar"/>
+        </w:rPr>
+        <w:t xml:space="preserve">ytdlp---</w:t>
+      </w:r>
+      <w:r>
+        <w:t xml:space="preserve">-prefixed artifact (§11.4.154/.155) under</w:t>
+      </w:r>
+      <w:r>
+        <w:t xml:space="preserve"> </w:t>
+      </w:r>
+      <w:r>
+        <w:rPr>
+          <w:rStyle w:val="VerbatimChar"/>
+        </w:rPr>
+        <w:t xml:space="preserve">/Volumes/T7/Downloads/Recordings/</w:t>
+      </w:r>
+      <w:r>
+        <w:t xml:space="preserve"> </w:t>
+      </w:r>
+      <w:r>
+        <w:t xml:space="preserve">and analyzed by Claude Opus 4.8 native</w:t>
+      </w:r>
+      <w:r>
+        <w:t xml:space="preserve"> </w:t>
+      </w:r>
+      <w:r>
+        <w:t xml:space="preserve">multimodal (the strong-model path; local CPU vision rejected — see</w:t>
+      </w:r>
+      <w:r>
+        <w:t xml:space="preserve"> </w:t>
+      </w:r>
+      <w:r>
+        <w:rPr>
+          <w:rStyle w:val="VerbatimChar"/>
+        </w:rPr>
+        <w:t xml:space="preserve">docs/research/vision-path/FINDINGS.md</w:t>
+      </w:r>
+      <w:r>
+        <w:t xml:space="preserve">):</w:t>
+      </w:r>
+    </w:p>
+    <w:p>
+      <w:pPr>
+        <w:pStyle w:val="Compact"/>
+        <w:numPr>
+          <w:ilvl w:val="0"/>
+          <w:numId w:val="1009"/>
+        </w:numPr>
+      </w:pPr>
+      <w:r>
+        <w:rPr>
+          <w:rStyle w:val="VerbatimChar"/>
+        </w:rPr>
+        <w:t xml:space="preserve">ytdlp---dashboard---20260615T221723Z.png</w:t>
+      </w:r>
+      <w:r>
+        <w:t xml:space="preserve"> </w:t>
+      </w:r>
+      <w:r>
+        <w:t xml:space="preserve">— Dashboard UI render.</w:t>
+      </w:r>
+    </w:p>
+    <w:p>
+      <w:pPr>
+        <w:pStyle w:val="Compact"/>
+        <w:numPr>
+          <w:ilvl w:val="0"/>
+          <w:numId w:val="1009"/>
+        </w:numPr>
+      </w:pPr>
+      <w:r>
+        <w:rPr>
+          <w:rStyle w:val="VerbatimChar"/>
+        </w:rPr>
+        <w:t xml:space="preserve">ytdlp---landing---20260616T074850Z.png</w:t>
+      </w:r>
+      <w:r>
+        <w:t xml:space="preserve"> </w:t>
+      </w:r>
+      <w:r>
+        <w:t xml:space="preserve">— landing 'Боба' UI render.</w:t>
+      </w:r>
+    </w:p>
+    <w:p>
+      <w:pPr>
+        <w:pStyle w:val="Compact"/>
+        <w:numPr>
+          <w:ilvl w:val="0"/>
+          <w:numId w:val="1009"/>
+        </w:numPr>
+      </w:pPr>
+      <w:r>
+        <w:rPr>
+          <w:rStyle w:val="VerbatimChar"/>
+        </w:rPr>
+        <w:t xml:space="preserve">ytdlp---metube---20260616T075608Z.png</w:t>
+      </w:r>
+      <w:r>
+        <w:t xml:space="preserve"> </w:t>
+      </w:r>
+      <w:r>
+        <w:t xml:space="preserve">— MeTube UI render (real Completed table).</w:t>
+      </w:r>
+    </w:p>
+    <w:p>
+      <w:pPr>
+        <w:pStyle w:val="Compact"/>
+        <w:numPr>
+          <w:ilvl w:val="0"/>
+          <w:numId w:val="1009"/>
+        </w:numPr>
+      </w:pPr>
+      <w:r>
+        <w:rPr>
+          <w:rStyle w:val="VerbatimChar"/>
+        </w:rPr>
+        <w:t xml:space="preserve">ytdlp---postprocess---20260616T075648Z.png</w:t>
+      </w:r>
+      <w:r>
+        <w:t xml:space="preserve"> </w:t>
+      </w:r>
+      <w:r>
+        <w:t xml:space="preserve">— postprocess status API render</w:t>
+      </w:r>
+      <w:r>
+        <w:t xml:space="preserve"> </w:t>
+      </w:r>
+      <w:r>
+        <w:t xml:space="preserve">(live healthy JSON, 1 running / 25 done).</w:t>
+      </w:r>
+    </w:p>
+    <w:p>
+      <w:pPr>
+        <w:pStyle w:val="Compact"/>
+        <w:numPr>
+          <w:ilvl w:val="0"/>
+          <w:numId w:val="1009"/>
+        </w:numPr>
+      </w:pPr>
+      <w:r>
+        <w:rPr>
+          <w:rStyle w:val="VerbatimChar"/>
+        </w:rPr>
+        <w:t xml:space="preserve">ytdlp---status---20260616T075901Z.txt</w:t>
+      </w:r>
+      <w:r>
+        <w:t xml:space="preserve"> </w:t>
+      </w:r>
+      <w:r>
+        <w:t xml:space="preserve">—</w:t>
+      </w:r>
+      <w:r>
+        <w:t xml:space="preserve"> </w:t>
+      </w:r>
+      <w:r>
+        <w:rPr>
+          <w:rStyle w:val="VerbatimChar"/>
+        </w:rPr>
+        <w:t xml:space="preserve">./status</w:t>
+      </w:r>
+      <w:r>
+        <w:t xml:space="preserve"> </w:t>
+      </w:r>
+      <w:r>
+        <w:t xml:space="preserve">CLI transcript (all 5 HTTP</w:t>
+      </w:r>
+      <w:r>
+        <w:t xml:space="preserve"> </w:t>
+      </w:r>
+      <w:r>
+        <w:t xml:space="preserve">health checks body-matched).</w:t>
+      </w:r>
+    </w:p>
+    <w:p>
+      <w:pPr>
+        <w:pStyle w:val="FirstParagraph"/>
+      </w:pPr>
+      <w:r>
+        <w:rPr>
+          <w:b/>
+          <w:bCs/>
+        </w:rPr>
+        <w:t xml:space="preserve">All five are scope=render/transcript — none is flow-confirmed.</w:t>
+      </w:r>
+      <w:r>
+        <w:t xml:space="preserve"> </w:t>
+      </w:r>
+      <w:r>
+        <w:t xml:space="preserve">The</w:t>
+      </w:r>
+      <w:r>
+        <w:t xml:space="preserve"> </w:t>
+      </w:r>
+      <w:r>
+        <w:t xml:space="preserve">download→webready, MP3-derivation, and cookie-upload end-to-end FLOWS are NOT yet</w:t>
+      </w:r>
+      <w:r>
+        <w:t xml:space="preserve"> </w:t>
+      </w:r>
+      <w:r>
+        <w:t xml:space="preserve">video-confirmed (§11.4.153 render-only ≠ flow-confirmed). Every other row carries</w:t>
+      </w:r>
+      <w:r>
+        <w:t xml:space="preserve"> </w:t>
+      </w:r>
+      <w:r>
+        <w:rPr>
+          <w:rStyle w:val="VerbatimChar"/>
+        </w:rPr>
+        <w:t xml:space="preserve">Video-Confirmation = PENDING — not yet recorded</w:t>
+      </w:r>
+      <w:r>
+        <w:t xml:space="preserve">. This is the truthful state</w:t>
+      </w:r>
+      <w:r>
+        <w:t xml:space="preserve"> </w:t>
+      </w:r>
+      <w:r>
+        <w:t xml:space="preserve">(§11.4.2 / §11.4.5 / §11.4.6 / §11.4.107), not a stub.</w:t>
+      </w:r>
+    </w:p>
+    <w:bookmarkEnd w:id="18"/>
+    <w:bookmarkStart w:id="19" w:name="X287273f705cadb2cb832cb4be18888653f7a993"/>
+    <w:p>
+      <w:pPr>
+        <w:pStyle w:val="Heading3"/>
+      </w:pPr>
+      <w:r>
+        <w:t xml:space="preserve">Built-vs-planned (reconciled 2026-06-16, Rev 4)</w:t>
+      </w:r>
+    </w:p>
+    <w:p>
+      <w:pPr>
+        <w:pStyle w:val="FirstParagraph"/>
+      </w:pPr>
+      <w:r>
+        <w:t xml:space="preserve">The</w:t>
+      </w:r>
+      <w:r>
+        <w:t xml:space="preserve"> </w:t>
+      </w:r>
+      <w:r>
+        <w:rPr>
+          <w:rStyle w:val="VerbatimChar"/>
+        </w:rPr>
+        <w:t xml:space="preserve">media_postprocessor</w:t>
+      </w:r>
+      <w:r>
+        <w:t xml:space="preserve"> </w:t>
+      </w:r>
+      <w:r>
+        <w:t xml:space="preserve">sidecar, web-ready transcode, MP3 derivation, and</w:t>
+      </w:r>
+      <w:r>
+        <w:t xml:space="preserve"> </w:t>
+      </w:r>
+      <w:r>
+        <w:t xml:space="preserve">post-process status API are</w:t>
+      </w:r>
+      <w:r>
+        <w:t xml:space="preserve"> </w:t>
+      </w:r>
+      <w:r>
+        <w:rPr>
+          <w:b/>
+          <w:bCs/>
+        </w:rPr>
+        <w:t xml:space="preserve">built and shipped</w:t>
+      </w:r>
+      <w:r>
+        <w:t xml:space="preserve"> </w:t>
+      </w:r>
+      <w:r>
+        <w:t xml:space="preserve">in tag</w:t>
+      </w:r>
+      <w:r>
+        <w:t xml:space="preserve"> </w:t>
+      </w:r>
+      <w:r>
+        <w:rPr>
+          <w:rStyle w:val="VerbatimChar"/>
+        </w:rPr>
+        <w:t xml:space="preserve">ytdlp-1.4.0</w:t>
+      </w:r>
+      <w:r>
+        <w:t xml:space="preserve"> </w:t>
+      </w:r>
+      <w:r>
+        <w:t xml:space="preserve">— verified</w:t>
+      </w:r>
+      <w:r>
+        <w:t xml:space="preserve"> </w:t>
+      </w:r>
+      <w:r>
+        <w:t xml:space="preserve">as FACT: real package</w:t>
+      </w:r>
+      <w:r>
+        <w:t xml:space="preserve"> </w:t>
+      </w:r>
+      <w:r>
+        <w:rPr>
+          <w:rStyle w:val="VerbatimChar"/>
+        </w:rPr>
+        <w:t xml:space="preserve">media_postprocessor/</w:t>
+      </w:r>
+      <w:r>
+        <w:t xml:space="preserve"> </w:t>
+      </w:r>
+      <w:r>
+        <w:t xml:space="preserve">(config/jobs_db/media_probe/</w:t>
+      </w:r>
+      <w:r>
+        <w:t xml:space="preserve"> </w:t>
+      </w:r>
+      <w:r>
+        <w:t xml:space="preserve">transcoder/watcher/worker/service), compose service</w:t>
+      </w:r>
+      <w:r>
+        <w:t xml:space="preserve"> </w:t>
+      </w:r>
+      <w:r>
+        <w:rPr>
+          <w:rStyle w:val="VerbatimChar"/>
+        </w:rPr>
+        <w:t xml:space="preserve">media_postprocessor</w:t>
+      </w:r>
+      <w:r>
+        <w:t xml:space="preserve"> </w:t>
+      </w:r>
+      <w:r>
+        <w:t xml:space="preserve">(</w:t>
+      </w:r>
+      <w:r>
+        <w:rPr>
+          <w:rStyle w:val="VerbatimChar"/>
+        </w:rPr>
+        <w:t xml:space="preserve">MP_PORT=8089</w:t>
+      </w:r>
+      <w:r>
+        <w:t xml:space="preserve">), nginx proxy</w:t>
+      </w:r>
+      <w:r>
+        <w:t xml:space="preserve"> </w:t>
+      </w:r>
+      <w:r>
+        <w:rPr>
+          <w:rStyle w:val="VerbatimChar"/>
+        </w:rPr>
+        <w:t xml:space="preserve">dashboard/nginx.conf.template:116</w:t>
+      </w:r>
+      <w:r>
+        <w:t xml:space="preserve"> </w:t>
+      </w:r>
+      <w:r>
+        <w:rPr>
+          <w:rStyle w:val="VerbatimChar"/>
+        </w:rPr>
+        <w:t xml:space="preserve">/api/postprocess/</w:t>
+      </w:r>
+      <w:r>
+        <w:t xml:space="preserve"> </w:t>
+      </w:r>
+      <w:r>
+        <w:t xml:space="preserve">→</w:t>
+      </w:r>
+      <w:r>
+        <w:t xml:space="preserve"> </w:t>
+      </w:r>
+      <w:r>
+        <w:rPr>
+          <w:rStyle w:val="VerbatimChar"/>
+        </w:rPr>
+        <w:t xml:space="preserve">media-postprocessor:8089</w:t>
+      </w:r>
+      <w:r>
+        <w:t xml:space="preserve">, a live endpoint returning real</w:t>
+      </w:r>
+      <w:r>
+        <w:t xml:space="preserve"> </w:t>
+      </w:r>
+      <w:r>
+        <w:t xml:space="preserve">JSON, and 6+ real</w:t>
+      </w:r>
+      <w:r>
+        <w:t xml:space="preserve"> </w:t>
+      </w:r>
+      <w:r>
+        <w:rPr>
+          <w:rStyle w:val="VerbatimChar"/>
+        </w:rPr>
+        <w:t xml:space="preserve">webready-*.mp4</w:t>
+      </w:r>
+      <w:r>
+        <w:t xml:space="preserve"> </w:t>
+      </w:r>
+      <w:r>
+        <w:t xml:space="preserve">on disk. They are §7 of</w:t>
       </w:r>
       <w:r>
         <w:t xml:space="preserve"> </w:t>
@@ -2233,118 +2989,13 @@
         <w:t xml:space="preserve">Status.md</w:t>
       </w:r>
       <w:r>
-        <w:t xml:space="preserve"> </w:t>
-      </w:r>
-      <w:r>
-        <w:t xml:space="preserve">carries</w:t>
-      </w:r>
-      <w:r>
-        <w:t xml:space="preserve"> </w:t>
-      </w:r>
-      <w:r>
-        <w:rPr>
-          <w:rStyle w:val="VerbatimChar"/>
-        </w:rPr>
-        <w:t xml:space="preserve">Video-Confirmation = PENDING — not yet recorded</w:t>
-      </w:r>
-      <w:r>
-        <w:t xml:space="preserve"> </w:t>
-      </w:r>
-      <w:r>
-        <w:t xml:space="preserve">— there are zero</w:t>
-      </w:r>
-      <w:r>
-        <w:t xml:space="preserve"> </w:t>
-      </w:r>
-      <w:r>
-        <w:t xml:space="preserve">“confirmed”</w:t>
-      </w:r>
-      <w:r>
-        <w:t xml:space="preserve"> </w:t>
-      </w:r>
-      <w:r>
-        <w:t xml:space="preserve">cells. This is the truthful state (§11.4.2 / §11.4.5 / §11.4.6), not a stub.</w:t>
-      </w:r>
-    </w:p>
-    <w:bookmarkEnd w:id="17"/>
-    <w:bookmarkStart w:id="18" w:name="planned-feature-absence-proof"/>
-    <w:p>
-      <w:pPr>
-        <w:pStyle w:val="Heading3"/>
-      </w:pPr>
-      <w:r>
-        <w:t xml:space="preserve">Planned-feature absence proof</w:t>
-      </w:r>
-    </w:p>
-    <w:p>
-      <w:pPr>
-        <w:pStyle w:val="FirstParagraph"/>
-      </w:pPr>
-      <w:r>
-        <w:rPr>
-          <w:rStyle w:val="VerbatimChar"/>
-        </w:rPr>
-        <w:t xml:space="preserve">media_postprocessor</w:t>
-      </w:r>
-      <w:r>
-        <w:t xml:space="preserve">, web-ready transcode, MP3 derivation, post-process status</w:t>
-      </w:r>
-      <w:r>
-        <w:t xml:space="preserve"> </w:t>
-      </w:r>
-      <w:r>
-        <w:t xml:space="preserve">API, dashboard pipeline-status UI, and resume mechanism were confirmed absent by</w:t>
-      </w:r>
-      <w:r>
-        <w:t xml:space="preserve"> </w:t>
-      </w:r>
-      <w:r>
-        <w:t xml:space="preserve">grep over</w:t>
-      </w:r>
-      <w:r>
-        <w:t xml:space="preserve"> </w:t>
-      </w:r>
-      <w:r>
-        <w:rPr>
-          <w:rStyle w:val="VerbatimChar"/>
-        </w:rPr>
-        <w:t xml:space="preserve">docker-compose.yml</w:t>
-      </w:r>
-      <w:r>
-        <w:t xml:space="preserve">,</w:t>
-      </w:r>
-      <w:r>
-        <w:t xml:space="preserve"> </w:t>
-      </w:r>
-      <w:r>
-        <w:rPr>
-          <w:rStyle w:val="VerbatimChar"/>
-        </w:rPr>
-        <w:t xml:space="preserve">dashboard/src</w:t>
-      </w:r>
-      <w:r>
-        <w:t xml:space="preserve">, and</w:t>
-      </w:r>
-      <w:r>
-        <w:t xml:space="preserve"> </w:t>
-      </w:r>
-      <w:r>
-        <w:rPr>
-          <w:rStyle w:val="VerbatimChar"/>
-        </w:rPr>
-        <w:t xml:space="preserve">landing/app.py</w:t>
-      </w:r>
-      <w:r>
-        <w:t xml:space="preserve"> </w:t>
-      </w:r>
-      <w:r>
-        <w:t xml:space="preserve">(no</w:t>
-      </w:r>
-      <w:r>
-        <w:t xml:space="preserve"> </w:t>
-      </w:r>
-      <w:r>
-        <w:t xml:space="preserve">matches). They are the only</w:t>
+        <w:t xml:space="preserve">. The ONLY</w:t>
+      </w:r>
+      <w:r>
+        <w:t xml:space="preserve"> </w:t>
+      </w:r>
+      <w:r>
+        <w:t xml:space="preserve">remaining</w:t>
       </w:r>
       <w:r>
         <w:t xml:space="preserve"> </w:t>
@@ -2374,12 +3025,36 @@
         <w:t xml:space="preserve"> </w:t>
       </w:r>
       <w:r>
-        <w:t xml:space="preserve">rows.</w:t>
-      </w:r>
-    </w:p>
-    <w:bookmarkEnd w:id="18"/>
+        <w:t xml:space="preserve">rows (§8) are the dashboard pipeline-status UI</w:t>
+      </w:r>
+      <w:r>
+        <w:t xml:space="preserve"> </w:t>
+      </w:r>
+      <w:r>
+        <w:t xml:space="preserve">(</w:t>
+      </w:r>
+      <w:r>
+        <w:rPr>
+          <w:rStyle w:val="VerbatimChar"/>
+        </w:rPr>
+        <w:t xml:space="preserve">find dashboard/src/app -iname '*postprocess*' -o -iname '*pipeline*'</w:t>
+      </w:r>
+      <w:r>
+        <w:t xml:space="preserve"> </w:t>
+      </w:r>
+      <w:r>
+        <w:t xml:space="preserve">→ none) and</w:t>
+      </w:r>
+      <w:r>
+        <w:t xml:space="preserve"> </w:t>
+      </w:r>
+      <w:r>
+        <w:t xml:space="preserve">a user-facing download-resume feature.</w:t>
+      </w:r>
+    </w:p>
     <w:bookmarkEnd w:id="19"/>
     <w:bookmarkEnd w:id="20"/>
+    <w:bookmarkEnd w:id="21"/>
     <w:sectPr>
       <w:footnotePr>
         <w:numRestart w:val="eachSect"/>
@@ -2615,6 +3290,12 @@
     <w:abstractNumId w:val="991"/>
   </w:num>
   <w:num w:numId="1007">
+    <w:abstractNumId w:val="991"/>
+  </w:num>
+  <w:num w:numId="1008">
+    <w:abstractNumId w:val="991"/>
+  </w:num>
+  <w:num w:numId="1009">
     <w:abstractNumId w:val="991"/>
   </w:num>
 </w:numbering>

--- a/docs/features/Status_Summary.docx
+++ b/docs/features/Status_Summary.docx
@@ -26,7 +26,7 @@
         <w:t xml:space="preserve"> </w:t>
       </w:r>
       <w:r>
-        <w:t xml:space="preserve">2</w:t>
+        <w:t xml:space="preserve">3</w:t>
       </w:r>
       <w:r>
         <w:t xml:space="preserve"> </w:t>
@@ -42,7 +42,7 @@
         <w:t xml:space="preserve"> </w:t>
       </w:r>
       <w:r>
-        <w:t xml:space="preserve">2026-06-16T08:00:00Z</w:t>
+        <w:t xml:space="preserve">2026-06-16T08:07:00Z</w:t>
       </w:r>
       <w:r>
         <w:t xml:space="preserve"> </w:t>
@@ -421,88 +421,20 @@
         <w:t xml:space="preserve"> </w:t>
       </w:r>
       <w:r>
-        <w:t xml:space="preserve">or error screens.</w:t>
-      </w:r>
-      <w:r>
-        <w:t xml:space="preserve"> </w:t>
-      </w:r>
-      <w:r>
-        <w:rPr>
-          <w:b/>
-          <w:bCs/>
-        </w:rPr>
-        <w:t xml:space="preserve">These confirm the screens</w:t>
-      </w:r>
-      <w:r>
-        <w:rPr>
-          <w:b/>
-          <w:bCs/>
-        </w:rPr>
-        <w:t xml:space="preserve"> </w:t>
-      </w:r>
-      <w:r>
-        <w:rPr>
-          <w:b/>
-          <w:bCs/>
+        <w:t xml:space="preserve">or error screens. These confirm the screens</w:t>
+      </w:r>
+      <w:r>
+        <w:t xml:space="preserve"> </w:t>
+      </w:r>
+      <w:r>
+        <w:rPr>
           <w:i/>
           <w:iCs/>
         </w:rPr>
         <w:t xml:space="preserve">look right and respond</w:t>
       </w:r>
       <w:r>
-        <w:rPr>
-          <w:b/>
-          <w:bCs/>
-        </w:rPr>
-        <w:t xml:space="preserve">; they do</w:t>
-      </w:r>
-      <w:r>
-        <w:rPr>
-          <w:b/>
-          <w:bCs/>
-        </w:rPr>
-        <w:t xml:space="preserve"> </w:t>
-      </w:r>
-      <w:r>
-        <w:rPr>
-          <w:b/>
-          <w:bCs/>
-        </w:rPr>
-        <w:t xml:space="preserve">not yet prove the full end-to-end</w:t>
-      </w:r>
-      <w:r>
-        <w:rPr>
-          <w:b/>
-          <w:bCs/>
-        </w:rPr>
-        <w:t xml:space="preserve"> </w:t>
-      </w:r>
-      <w:r>
-        <w:rPr>
-          <w:b/>
-          <w:bCs/>
-          <w:i/>
-          <w:iCs/>
-        </w:rPr>
-        <w:t xml:space="preserve">flows</w:t>
-      </w:r>
-      <w:r>
-        <w:t xml:space="preserve"> </w:t>
-      </w:r>
-      <w:r>
-        <w:t xml:space="preserve">(downloading a video all the way to a</w:t>
-      </w:r>
-      <w:r>
-        <w:t xml:space="preserve"> </w:t>
-      </w:r>
-      <w:r>
-        <w:t xml:space="preserve">web-ready copy, or uploading cookies start to finish). Those flow recordings are</w:t>
-      </w:r>
-      <w:r>
-        <w:t xml:space="preserve"> </w:t>
-      </w:r>
-      <w:r>
-        <w:t xml:space="preserve">the next step.</w:t>
+        <w:t xml:space="preserve">.</w:t>
       </w:r>
     </w:p>
     <w:p>
@@ -514,6 +446,88 @@
         </w:numPr>
       </w:pPr>
       <w:r>
+        <w:rPr>
+          <w:b/>
+          <w:bCs/>
+        </w:rPr>
+        <w:t xml:space="preserve">One full end-to-end</w:t>
+      </w:r>
+      <w:r>
+        <w:rPr>
+          <w:b/>
+          <w:bCs/>
+        </w:rPr>
+        <w:t xml:space="preserve"> </w:t>
+      </w:r>
+      <w:r>
+        <w:rPr>
+          <w:b/>
+          <w:bCs/>
+          <w:i/>
+          <w:iCs/>
+        </w:rPr>
+        <w:t xml:space="preserve">flow</w:t>
+      </w:r>
+      <w:r>
+        <w:rPr>
+          <w:b/>
+          <w:bCs/>
+        </w:rPr>
+        <w:t xml:space="preserve"> </w:t>
+      </w:r>
+      <w:r>
+        <w:rPr>
+          <w:b/>
+          <w:bCs/>
+        </w:rPr>
+        <w:t xml:space="preserve">is now confirmed too:</w:t>
+      </w:r>
+      <w:r>
+        <w:t xml:space="preserve"> </w:t>
+      </w:r>
+      <w:r>
+        <w:t xml:space="preserve">downloading a video all the</w:t>
+      </w:r>
+      <w:r>
+        <w:t xml:space="preserve"> </w:t>
+      </w:r>
+      <w:r>
+        <w:t xml:space="preserve">way to a web-ready copy. We watched the live pipeline finish one more item (its</w:t>
+      </w:r>
+      <w:r>
+        <w:t xml:space="preserve"> </w:t>
+      </w:r>
+      <w:r>
+        <w:t xml:space="preserve">"done" count went up by one) and verified the newly-produced web-ready file is a</w:t>
+      </w:r>
+      <w:r>
+        <w:t xml:space="preserve"> </w:t>
+      </w:r>
+      <w:r>
+        <w:t xml:space="preserve">genuine, playable video (correct H.264 format, 1920×1080, ~2 hours long, fast-start</w:t>
+      </w:r>
+      <w:r>
+        <w:t xml:space="preserve"> </w:t>
+      </w:r>
+      <w:r>
+        <w:t xml:space="preserve">enabled). The two flows still to record are MP3 audio extraction and the cookie</w:t>
+      </w:r>
+      <w:r>
+        <w:t xml:space="preserve"> </w:t>
+      </w:r>
+      <w:r>
+        <w:t xml:space="preserve">upload start-to-finish.</w:t>
+      </w:r>
+    </w:p>
+    <w:p>
+      <w:pPr>
+        <w:pStyle w:val="Compact"/>
+        <w:numPr>
+          <w:ilvl w:val="0"/>
+          <w:numId w:val="1003"/>
+        </w:numPr>
+      </w:pPr>
+      <w:r>
         <w:t xml:space="preserve">Every other feature still reads</w:t>
       </w:r>
       <w:r>
@@ -2552,7 +2566,7 @@
         <w:t xml:space="preserve"> </w:t>
       </w:r>
       <w:r>
-        <w:t xml:space="preserve">real-use capture. At Revision 4 exactly</w:t>
+        <w:t xml:space="preserve">real-use capture. At Revision 5 exactly</w:t>
       </w:r>
       <w:r>
         <w:t xml:space="preserve"> </w:t>
@@ -2562,7 +2576,7 @@
           <w:b/>
           <w:bCs/>
         </w:rPr>
-        <w:t xml:space="preserve">FIVE</w:t>
+        <w:t xml:space="preserve">SIX</w:t>
       </w:r>
       <w:r>
         <w:t xml:space="preserve"> </w:t>
@@ -2574,7 +2588,7 @@
         <w:t xml:space="preserve"> </w:t>
       </w:r>
       <w:r>
-        <w:t xml:space="preserve">PASSes, each backed by a</w:t>
+        <w:t xml:space="preserve">PASSes — FIVE render/transcript + ONE flow — each backed by a</w:t>
       </w:r>
       <w:r>
         <w:t xml:space="preserve"> </w:t>
@@ -2586,7 +2600,13 @@
         <w:t xml:space="preserve">ytdlp---</w:t>
       </w:r>
       <w:r>
-        <w:t xml:space="preserve">-prefixed artifact (§11.4.154/.155) under</w:t>
+        <w:t xml:space="preserve">-prefixed</w:t>
+      </w:r>
+      <w:r>
+        <w:t xml:space="preserve"> </w:t>
+      </w:r>
+      <w:r>
+        <w:t xml:space="preserve">artifact (§11.4.154/.155) under</w:t>
       </w:r>
       <w:r>
         <w:t xml:space="preserve"> </w:t>
@@ -2756,26 +2776,108 @@
     </w:p>
     <w:p>
       <w:pPr>
-        <w:pStyle w:val="FirstParagraph"/>
-      </w:pPr>
+        <w:pStyle w:val="Compact"/>
+        <w:numPr>
+          <w:ilvl w:val="0"/>
+          <w:numId w:val="1009"/>
+        </w:numPr>
+      </w:pPr>
+      <w:r>
+        <w:rPr>
+          <w:rStyle w:val="VerbatimChar"/>
+        </w:rPr>
+        <w:t xml:space="preserve">ytdlp---webready-flow---20260616T080633Z.txt</w:t>
+      </w:r>
+      <w:r>
+        <w:t xml:space="preserve"> </w:t>
+      </w:r>
+      <w:r>
+        <w:t xml:space="preserve">—</w:t>
+      </w:r>
+      <w:r>
+        <w:t xml:space="preserve"> </w:t>
+      </w:r>
       <w:r>
         <w:rPr>
           <w:b/>
           <w:bCs/>
         </w:rPr>
-        <w:t xml:space="preserve">All five are scope=render/transcript — none is flow-confirmed.</w:t>
-      </w:r>
-      <w:r>
-        <w:t xml:space="preserve"> </w:t>
-      </w:r>
-      <w:r>
-        <w:t xml:space="preserve">The</w:t>
-      </w:r>
-      <w:r>
-        <w:t xml:space="preserve"> </w:t>
-      </w:r>
-      <w:r>
-        <w:t xml:space="preserve">download→webready, MP3-derivation, and cookie-upload end-to-end FLOWS are NOT yet</w:t>
+        <w:t xml:space="preserve">download→webready FLOW</w:t>
+      </w:r>
+      <w:r>
+        <w:t xml:space="preserve">:</w:t>
+      </w:r>
+      <w:r>
+        <w:t xml:space="preserve"> </w:t>
+      </w:r>
+      <w:r>
+        <w:t xml:space="preserve">live pipeline</w:t>
+      </w:r>
+      <w:r>
+        <w:t xml:space="preserve"> </w:t>
+      </w:r>
+      <w:r>
+        <w:rPr>
+          <w:rStyle w:val="VerbatimChar"/>
+        </w:rPr>
+        <w:t xml:space="preserve">done</w:t>
+      </w:r>
+      <w:r>
+        <w:t xml:space="preserve"> </w:t>
+      </w:r>
+      <w:r>
+        <w:t xml:space="preserve">counter 25→26 across two real</w:t>
+      </w:r>
+      <w:r>
+        <w:t xml:space="preserve"> </w:t>
+      </w:r>
+      <w:r>
+        <w:rPr>
+          <w:rStyle w:val="VerbatimChar"/>
+        </w:rPr>
+        <w:t xml:space="preserve">/api/postprocess/status</w:t>
+      </w:r>
+      <w:r>
+        <w:t xml:space="preserve"> </w:t>
+      </w:r>
+      <w:r>
+        <w:t xml:space="preserve">snapshots + ffprobe-validated just-produced artifact (h264, 1920×1080, 7135s,</w:t>
+      </w:r>
+      <w:r>
+        <w:t xml:space="preserve"> </w:t>
+      </w:r>
+      <w:r>
+        <w:t xml:space="preserve">faststart=YES, 3.34 GB). Backend pipeline (no UI) → §11.4.69/.107 sink-side</w:t>
+      </w:r>
+      <w:r>
+        <w:t xml:space="preserve"> </w:t>
+      </w:r>
+      <w:r>
+        <w:t xml:space="preserve">evidence is the validated artifact, not a screen recording.</w:t>
+      </w:r>
+    </w:p>
+    <w:p>
+      <w:pPr>
+        <w:pStyle w:val="FirstParagraph"/>
+      </w:pPr>
+      <w:r>
+        <w:t xml:space="preserve">The first five are scope=render/transcript; the sixth is the first</w:t>
+      </w:r>
+      <w:r>
+        <w:t xml:space="preserve"> </w:t>
+      </w:r>
+      <w:r>
+        <w:rPr>
+          <w:b/>
+          <w:bCs/>
+        </w:rPr>
+        <w:t xml:space="preserve">flow</w:t>
+      </w:r>
+      <w:r>
+        <w:t xml:space="preserve"> </w:t>
+      </w:r>
+      <w:r>
+        <w:t xml:space="preserve">confirmation. The MP3-derivation and cookie-upload end-to-end FLOWS are NOT yet</w:t>
       </w:r>
       <w:r>
         <w:t xml:space="preserve"> </w:t>

--- a/docs/features/Status_Summary.docx
+++ b/docs/features/Status_Summary.docx
@@ -26,7 +26,7 @@
         <w:t xml:space="preserve"> </w:t>
       </w:r>
       <w:r>
-        <w:t xml:space="preserve">3</w:t>
+        <w:t xml:space="preserve">4</w:t>
       </w:r>
       <w:r>
         <w:t xml:space="preserve"> </w:t>
@@ -42,7 +42,7 @@
         <w:t xml:space="preserve"> </w:t>
       </w:r>
       <w:r>
-        <w:t xml:space="preserve">2026-06-16T08:07:00Z</w:t>
+        <w:t xml:space="preserve">2026-06-16T08:10:00Z</w:t>
       </w:r>
       <w:r>
         <w:t xml:space="preserve"> </w:t>
@@ -382,7 +382,7 @@
           <w:b/>
           <w:bCs/>
         </w:rPr>
-        <w:t xml:space="preserve">Five screens are now video-confirmed</w:t>
+        <w:t xml:space="preserve">Six screens are now video-confirmed</w:t>
       </w:r>
       <w:r>
         <w:t xml:space="preserve"> </w:t>
@@ -400,7 +400,7 @@
         <w:t xml:space="preserve"> </w:t>
       </w:r>
       <w:r>
-        <w:t xml:space="preserve">classic MeTube interface, the post-processing status page, and the</w:t>
+        <w:t xml:space="preserve">classic MeTube interface, the post-processing status page, the</w:t>
       </w:r>
       <w:r>
         <w:t xml:space="preserve"> </w:t>
@@ -415,13 +415,40 @@
         <w:t xml:space="preserve"> </w:t>
       </w:r>
       <w:r>
-        <w:t xml:space="preserve">health command. Each was examined and confirmed to be working — no blank, frozen,</w:t>
-      </w:r>
-      <w:r>
-        <w:t xml:space="preserve"> </w:t>
-      </w:r>
-      <w:r>
-        <w:t xml:space="preserve">or error screens. These confirm the screens</w:t>
+        <w:t xml:space="preserve">health</w:t>
+      </w:r>
+      <w:r>
+        <w:t xml:space="preserve"> </w:t>
+      </w:r>
+      <w:r>
+        <w:t xml:space="preserve">command, and the</w:t>
+      </w:r>
+      <w:r>
+        <w:t xml:space="preserve"> </w:t>
+      </w:r>
+      <w:r>
+        <w:rPr>
+          <w:rStyle w:val="VerbatimChar"/>
+        </w:rPr>
+        <w:t xml:space="preserve">./download</w:t>
+      </w:r>
+      <w:r>
+        <w:t xml:space="preserve"> </w:t>
+      </w:r>
+      <w:r>
+        <w:t xml:space="preserve">command (which shows its usage and the detected</w:t>
+      </w:r>
+      <w:r>
+        <w:t xml:space="preserve"> </w:t>
+      </w:r>
+      <w:r>
+        <w:t xml:space="preserve">container runtime). Each was examined and confirmed to be working — no blank,</w:t>
+      </w:r>
+      <w:r>
+        <w:t xml:space="preserve"> </w:t>
+      </w:r>
+      <w:r>
+        <w:t xml:space="preserve">frozen, or error screens. These confirm the screens</w:t>
       </w:r>
       <w:r>
         <w:t xml:space="preserve"> </w:t>
@@ -510,13 +537,25 @@
         <w:t xml:space="preserve"> </w:t>
       </w:r>
       <w:r>
-        <w:t xml:space="preserve">enabled). The two flows still to record are MP3 audio extraction and the cookie</w:t>
-      </w:r>
-      <w:r>
-        <w:t xml:space="preserve"> </w:t>
-      </w:r>
-      <w:r>
-        <w:t xml:space="preserve">upload start-to-finish.</w:t>
+        <w:t xml:space="preserve">enabled). The two flows still to record are MP3 audio extraction (no audio job has</w:t>
+      </w:r>
+      <w:r>
+        <w:t xml:space="preserve"> </w:t>
+      </w:r>
+      <w:r>
+        <w:t xml:space="preserve">run recently, so no MP3 file exists to confirm yet) and the cookie upload</w:t>
+      </w:r>
+      <w:r>
+        <w:t xml:space="preserve"> </w:t>
+      </w:r>
+      <w:r>
+        <w:t xml:space="preserve">start-to-finish — the latter needs the operator's own fresh login cookies, and</w:t>
+      </w:r>
+      <w:r>
+        <w:t xml:space="preserve"> </w:t>
+      </w:r>
+      <w:r>
+        <w:t xml:space="preserve">uploading test cookies would overwrite the real ones, so it waits on the operator.</w:t>
       </w:r>
     </w:p>
     <w:p>
@@ -2566,7 +2605,7 @@
         <w:t xml:space="preserve"> </w:t>
       </w:r>
       <w:r>
-        <w:t xml:space="preserve">real-use capture. At Revision 5 exactly</w:t>
+        <w:t xml:space="preserve">real-use capture. At Revision 6 exactly</w:t>
       </w:r>
       <w:r>
         <w:t xml:space="preserve"> </w:t>
@@ -2576,7 +2615,7 @@
           <w:b/>
           <w:bCs/>
         </w:rPr>
-        <w:t xml:space="preserve">SIX</w:t>
+        <w:t xml:space="preserve">SEVEN</w:t>
       </w:r>
       <w:r>
         <w:t xml:space="preserve"> </w:t>
@@ -2588,7 +2627,7 @@
         <w:t xml:space="preserve"> </w:t>
       </w:r>
       <w:r>
-        <w:t xml:space="preserve">PASSes — FIVE render/transcript + ONE flow — each backed by a</w:t>
+        <w:t xml:space="preserve">PASSes across six surfaces — SIX render/transcript + ONE flow — each backed by a</w:t>
       </w:r>
       <w:r>
         <w:t xml:space="preserve"> </w:t>
@@ -2600,13 +2639,7 @@
         <w:t xml:space="preserve">ytdlp---</w:t>
       </w:r>
       <w:r>
-        <w:t xml:space="preserve">-prefixed</w:t>
-      </w:r>
-      <w:r>
-        <w:t xml:space="preserve"> </w:t>
-      </w:r>
-      <w:r>
-        <w:t xml:space="preserve">artifact (§11.4.154/.155) under</w:t>
+        <w:t xml:space="preserve">-prefixed artifact (§11.4.154/.155) under</w:t>
       </w:r>
       <w:r>
         <w:t xml:space="preserve"> </w:t>
@@ -2772,6 +2805,75 @@
       </w:r>
       <w:r>
         <w:t xml:space="preserve">health checks body-matched).</w:t>
+      </w:r>
+    </w:p>
+    <w:p>
+      <w:pPr>
+        <w:pStyle w:val="Compact"/>
+        <w:numPr>
+          <w:ilvl w:val="0"/>
+          <w:numId w:val="1009"/>
+        </w:numPr>
+      </w:pPr>
+      <w:r>
+        <w:rPr>
+          <w:rStyle w:val="VerbatimChar"/>
+        </w:rPr>
+        <w:t xml:space="preserve">ytdlp---download-cli---20260616T080936Z.txt</w:t>
+      </w:r>
+      <w:r>
+        <w:t xml:space="preserve"> </w:t>
+      </w:r>
+      <w:r>
+        <w:t xml:space="preserve">—</w:t>
+      </w:r>
+      <w:r>
+        <w:t xml:space="preserve"> </w:t>
+      </w:r>
+      <w:r>
+        <w:rPr>
+          <w:rStyle w:val="VerbatimChar"/>
+        </w:rPr>
+        <w:t xml:space="preserve">./download</w:t>
+      </w:r>
+      <w:r>
+        <w:t xml:space="preserve"> </w:t>
+      </w:r>
+      <w:r>
+        <w:t xml:space="preserve">CLI render (usage</w:t>
+      </w:r>
+      <w:r>
+        <w:t xml:space="preserve"> </w:t>
+      </w:r>
+      <w:r>
+        <w:t xml:space="preserve">banner + detected</w:t>
+      </w:r>
+      <w:r>
+        <w:t xml:space="preserve"> </w:t>
+      </w:r>
+      <w:r>
+        <w:rPr>
+          <w:rStyle w:val="VerbatimChar"/>
+        </w:rPr>
+        <w:t xml:space="preserve">podman</w:t>
+      </w:r>
+      <w:r>
+        <w:t xml:space="preserve"> </w:t>
+      </w:r>
+      <w:r>
+        <w:t xml:space="preserve">runtime + wired</w:t>
+      </w:r>
+      <w:r>
+        <w:t xml:space="preserve"> </w:t>
+      </w:r>
+      <w:r>
+        <w:rPr>
+          <w:rStyle w:val="VerbatimChar"/>
+        </w:rPr>
+        <w:t xml:space="preserve">podman exec yt-dlp-cli yt-dlp</w:t>
+      </w:r>
+      <w:r>
+        <w:t xml:space="preserve">).</w:t>
       </w:r>
     </w:p>
     <w:p>

--- a/docs/features/Status_Summary.docx
+++ b/docs/features/Status_Summary.docx
@@ -26,7 +26,7 @@
         <w:t xml:space="preserve"> </w:t>
       </w:r>
       <w:r>
-        <w:t xml:space="preserve">4</w:t>
+        <w:t xml:space="preserve">5</w:t>
       </w:r>
       <w:r>
         <w:t xml:space="preserve"> </w:t>
@@ -42,7 +42,7 @@
         <w:t xml:space="preserve"> </w:t>
       </w:r>
       <w:r>
-        <w:t xml:space="preserve">2026-06-16T08:10:00Z</w:t>
+        <w:t xml:space="preserve">2026-06-16T08:32:00Z</w:t>
       </w:r>
       <w:r>
         <w:t xml:space="preserve"> </w:t>
@@ -382,25 +382,31 @@
           <w:b/>
           <w:bCs/>
         </w:rPr>
-        <w:t xml:space="preserve">Six screens are now video-confirmed</w:t>
-      </w:r>
-      <w:r>
-        <w:t xml:space="preserve"> </w:t>
-      </w:r>
-      <w:r>
-        <w:t xml:space="preserve">by a real captured screenshot/transcript</w:t>
-      </w:r>
-      <w:r>
-        <w:t xml:space="preserve"> </w:t>
-      </w:r>
-      <w:r>
-        <w:t xml:space="preserve">of the genuinely-running system: the Dashboard, the Боба landing page, the</w:t>
-      </w:r>
-      <w:r>
-        <w:t xml:space="preserve"> </w:t>
-      </w:r>
-      <w:r>
-        <w:t xml:space="preserve">classic MeTube interface, the post-processing status page, the</w:t>
+        <w:t xml:space="preserve">Nine screens/transcripts are now video-confirmed</w:t>
+      </w:r>
+      <w:r>
+        <w:t xml:space="preserve"> </w:t>
+      </w:r>
+      <w:r>
+        <w:t xml:space="preserve">by a real capture of the</w:t>
+      </w:r>
+      <w:r>
+        <w:t xml:space="preserve"> </w:t>
+      </w:r>
+      <w:r>
+        <w:t xml:space="preserve">genuinely-running system: the Dashboard's four tabs (Download, Queue, History,</w:t>
+      </w:r>
+      <w:r>
+        <w:t xml:space="preserve"> </w:t>
+      </w:r>
+      <w:r>
+        <w:t xml:space="preserve">Cookies — all four examined individually), the Боба landing page, the classic</w:t>
+      </w:r>
+      <w:r>
+        <w:t xml:space="preserve"> </w:t>
+      </w:r>
+      <w:r>
+        <w:t xml:space="preserve">MeTube interface, the post-processing status page, the</w:t>
       </w:r>
       <w:r>
         <w:t xml:space="preserve"> </w:t>
@@ -415,13 +421,13 @@
         <w:t xml:space="preserve"> </w:t>
       </w:r>
       <w:r>
-        <w:t xml:space="preserve">health</w:t>
-      </w:r>
-      <w:r>
-        <w:t xml:space="preserve"> </w:t>
-      </w:r>
-      <w:r>
-        <w:t xml:space="preserve">command, and the</w:t>
+        <w:t xml:space="preserve">health command,</w:t>
+      </w:r>
+      <w:r>
+        <w:t xml:space="preserve"> </w:t>
+      </w:r>
+      <w:r>
+        <w:t xml:space="preserve">and the</w:t>
       </w:r>
       <w:r>
         <w:t xml:space="preserve"> </w:t>
@@ -436,19 +442,25 @@
         <w:t xml:space="preserve"> </w:t>
       </w:r>
       <w:r>
-        <w:t xml:space="preserve">command (which shows its usage and the detected</w:t>
-      </w:r>
-      <w:r>
-        <w:t xml:space="preserve"> </w:t>
-      </w:r>
-      <w:r>
-        <w:t xml:space="preserve">container runtime). Each was examined and confirmed to be working — no blank,</w:t>
-      </w:r>
-      <w:r>
-        <w:t xml:space="preserve"> </w:t>
-      </w:r>
-      <w:r>
-        <w:t xml:space="preserve">frozen, or error screens. These confirm the screens</w:t>
+        <w:t xml:space="preserve">command. Each was examined and confirmed working — no blank,</w:t>
+      </w:r>
+      <w:r>
+        <w:t xml:space="preserve"> </w:t>
+      </w:r>
+      <w:r>
+        <w:t xml:space="preserve">frozen, or error screens. The History tab shows 46 real downloads; the Cookies tab</w:t>
+      </w:r>
+      <w:r>
+        <w:t xml:space="preserve"> </w:t>
+      </w:r>
+      <w:r>
+        <w:t xml:space="preserve">shows the real per-site cookie status (YouTube and X cookies have expired, which is</w:t>
+      </w:r>
+      <w:r>
+        <w:t xml:space="preserve"> </w:t>
+      </w:r>
+      <w:r>
+        <w:t xml:space="preserve">why login-protected downloads need fresh cookies). These confirm the screens</w:t>
       </w:r>
       <w:r>
         <w:t xml:space="preserve"> </w:t>
@@ -458,7 +470,21 @@
           <w:i/>
           <w:iCs/>
         </w:rPr>
-        <w:t xml:space="preserve">look right and respond</w:t>
+        <w:t xml:space="preserve">look</w:t>
+      </w:r>
+      <w:r>
+        <w:rPr>
+          <w:i/>
+          <w:iCs/>
+        </w:rPr>
+        <w:t xml:space="preserve"> </w:t>
+      </w:r>
+      <w:r>
+        <w:rPr>
+          <w:i/>
+          <w:iCs/>
+        </w:rPr>
+        <w:t xml:space="preserve">right and respond</w:t>
       </w:r>
       <w:r>
         <w:t xml:space="preserve">.</w:t>
@@ -2605,7 +2631,7 @@
         <w:t xml:space="preserve"> </w:t>
       </w:r>
       <w:r>
-        <w:t xml:space="preserve">real-use capture. At Revision 6 exactly</w:t>
+        <w:t xml:space="preserve">real-use capture. At Revision 7 the real PASSes span</w:t>
       </w:r>
       <w:r>
         <w:t xml:space="preserve"> </w:t>
@@ -2615,19 +2641,7 @@
           <w:b/>
           <w:bCs/>
         </w:rPr>
-        <w:t xml:space="preserve">SEVEN</w:t>
-      </w:r>
-      <w:r>
-        <w:t xml:space="preserve"> </w:t>
-      </w:r>
-      <w:r>
-        <w:t xml:space="preserve">Video-Confirmation cells are real</w:t>
-      </w:r>
-      <w:r>
-        <w:t xml:space="preserve"> </w:t>
-      </w:r>
-      <w:r>
-        <w:t xml:space="preserve">PASSes across six surfaces — SIX render/transcript + ONE flow — each backed by a</w:t>
+        <w:t xml:space="preserve">TEN</w:t>
       </w:r>
       <w:r>
         <w:t xml:space="preserve"> </w:t>
@@ -2639,7 +2653,13 @@
         <w:t xml:space="preserve">ytdlp---</w:t>
       </w:r>
       <w:r>
-        <w:t xml:space="preserve">-prefixed artifact (§11.4.154/.155) under</w:t>
+        <w:t xml:space="preserve">-prefixed</w:t>
+      </w:r>
+      <w:r>
+        <w:t xml:space="preserve"> </w:t>
+      </w:r>
+      <w:r>
+        <w:t xml:space="preserve">captures — NINE render/transcript + ONE flow — each under</w:t>
       </w:r>
       <w:r>
         <w:t xml:space="preserve"> </w:t>
@@ -2693,7 +2713,130 @@
         <w:t xml:space="preserve"> </w:t>
       </w:r>
       <w:r>
-        <w:t xml:space="preserve">— Dashboard UI render.</w:t>
+        <w:t xml:space="preserve">— Dashboard</w:t>
+      </w:r>
+      <w:r>
+        <w:t xml:space="preserve"> </w:t>
+      </w:r>
+      <w:r>
+        <w:rPr>
+          <w:rStyle w:val="VerbatimChar"/>
+        </w:rPr>
+        <w:t xml:space="preserve">/</w:t>
+      </w:r>
+      <w:r>
+        <w:t xml:space="preserve"> </w:t>
+      </w:r>
+      <w:r>
+        <w:t xml:space="preserve">(download-form + navbar).</w:t>
+      </w:r>
+    </w:p>
+    <w:p>
+      <w:pPr>
+        <w:pStyle w:val="Compact"/>
+        <w:numPr>
+          <w:ilvl w:val="0"/>
+          <w:numId w:val="1009"/>
+        </w:numPr>
+      </w:pPr>
+      <w:r>
+        <w:rPr>
+          <w:rStyle w:val="VerbatimChar"/>
+        </w:rPr>
+        <w:t xml:space="preserve">ytdlp---dashboard-queue---20260616T083018Z.png</w:t>
+      </w:r>
+      <w:r>
+        <w:t xml:space="preserve"> </w:t>
+      </w:r>
+      <w:r>
+        <w:t xml:space="preserve">— Dashboard</w:t>
+      </w:r>
+      <w:r>
+        <w:t xml:space="preserve"> </w:t>
+      </w:r>
+      <w:r>
+        <w:rPr>
+          <w:rStyle w:val="VerbatimChar"/>
+        </w:rPr>
+        <w:t xml:space="preserve">/queue</w:t>
+      </w:r>
+      <w:r>
+        <w:t xml:space="preserve"> </w:t>
+      </w:r>
+      <w:r>
+        <w:t xml:space="preserve">(empty state).</w:t>
+      </w:r>
+    </w:p>
+    <w:p>
+      <w:pPr>
+        <w:pStyle w:val="Compact"/>
+        <w:numPr>
+          <w:ilvl w:val="0"/>
+          <w:numId w:val="1009"/>
+        </w:numPr>
+      </w:pPr>
+      <w:r>
+        <w:rPr>
+          <w:rStyle w:val="VerbatimChar"/>
+        </w:rPr>
+        <w:t xml:space="preserve">ytdlp---dashboard-history---20260616T083023Z.png</w:t>
+      </w:r>
+      <w:r>
+        <w:t xml:space="preserve"> </w:t>
+      </w:r>
+      <w:r>
+        <w:t xml:space="preserve">— Dashboard</w:t>
+      </w:r>
+      <w:r>
+        <w:t xml:space="preserve"> </w:t>
+      </w:r>
+      <w:r>
+        <w:rPr>
+          <w:rStyle w:val="VerbatimChar"/>
+        </w:rPr>
+        <w:t xml:space="preserve">/history</w:t>
+      </w:r>
+      <w:r>
+        <w:t xml:space="preserve"> </w:t>
+      </w:r>
+      <w:r>
+        <w:t xml:space="preserve">(content, 46 items).</w:t>
+      </w:r>
+    </w:p>
+    <w:p>
+      <w:pPr>
+        <w:pStyle w:val="Compact"/>
+        <w:numPr>
+          <w:ilvl w:val="0"/>
+          <w:numId w:val="1009"/>
+        </w:numPr>
+      </w:pPr>
+      <w:r>
+        <w:rPr>
+          <w:rStyle w:val="VerbatimChar"/>
+        </w:rPr>
+        <w:t xml:space="preserve">ytdlp---dashboard-cookies---20260616T083029Z.png</w:t>
+      </w:r>
+      <w:r>
+        <w:t xml:space="preserve"> </w:t>
+      </w:r>
+      <w:r>
+        <w:t xml:space="preserve">— Dashboard</w:t>
+      </w:r>
+      <w:r>
+        <w:t xml:space="preserve"> </w:t>
+      </w:r>
+      <w:r>
+        <w:rPr>
+          <w:rStyle w:val="VerbatimChar"/>
+        </w:rPr>
+        <w:t xml:space="preserve">/cookies</w:t>
+      </w:r>
+      <w:r>
+        <w:t xml:space="preserve"> </w:t>
+      </w:r>
+      <w:r>
+        <w:t xml:space="preserve">(content, per-platform).</w:t>
       </w:r>
     </w:p>
     <w:p>

--- a/docs/features/Status_Summary.docx
+++ b/docs/features/Status_Summary.docx
@@ -26,7 +26,7 @@
         <w:t xml:space="preserve"> </w:t>
       </w:r>
       <w:r>
-        <w:t xml:space="preserve">5</w:t>
+        <w:t xml:space="preserve">6</w:t>
       </w:r>
       <w:r>
         <w:t xml:space="preserve"> </w:t>
@@ -42,7 +42,7 @@
         <w:t xml:space="preserve"> </w:t>
       </w:r>
       <w:r>
-        <w:t xml:space="preserve">2026-06-16T08:32:00Z</w:t>
+        <w:t xml:space="preserve">2026-06-16T08:38:00Z</w:t>
       </w:r>
       <w:r>
         <w:t xml:space="preserve"> </w:t>
@@ -3017,6 +3017,123 @@
       </w:r>
       <w:r>
         <w:t xml:space="preserve">).</w:t>
+      </w:r>
+    </w:p>
+    <w:p>
+      <w:pPr>
+        <w:pStyle w:val="Compact"/>
+        <w:numPr>
+          <w:ilvl w:val="0"/>
+          <w:numId w:val="1009"/>
+        </w:numPr>
+      </w:pPr>
+      <w:r>
+        <w:rPr>
+          <w:rStyle w:val="VerbatimChar"/>
+        </w:rPr>
+        <w:t xml:space="preserve">ytdlp---landing-api---20260616T083612Z.txt</w:t>
+      </w:r>
+      <w:r>
+        <w:t xml:space="preserve"> </w:t>
+      </w:r>
+      <w:r>
+        <w:t xml:space="preserve">— landing read-only-API sweep: seven §4</w:t>
+      </w:r>
+      <w:r>
+        <w:t xml:space="preserve"> </w:t>
+      </w:r>
+      <w:r>
+        <w:t xml:space="preserve">routes (</w:t>
+      </w:r>
+      <w:r>
+        <w:rPr>
+          <w:rStyle w:val="VerbatimChar"/>
+        </w:rPr>
+        <w:t xml:space="preserve">/</w:t>
+      </w:r>
+      <w:r>
+        <w:t xml:space="preserve">,</w:t>
+      </w:r>
+      <w:r>
+        <w:t xml:space="preserve"> </w:t>
+      </w:r>
+      <w:r>
+        <w:rPr>
+          <w:rStyle w:val="VerbatimChar"/>
+        </w:rPr>
+        <w:t xml:space="preserve">/health</w:t>
+      </w:r>
+      <w:r>
+        <w:t xml:space="preserve">,</w:t>
+      </w:r>
+      <w:r>
+        <w:t xml:space="preserve"> </w:t>
+      </w:r>
+      <w:r>
+        <w:rPr>
+          <w:rStyle w:val="VerbatimChar"/>
+        </w:rPr>
+        <w:t xml:space="preserve">/api/cookie-status</w:t>
+      </w:r>
+      <w:r>
+        <w:t xml:space="preserve">,</w:t>
+      </w:r>
+      <w:r>
+        <w:t xml:space="preserve"> </w:t>
+      </w:r>
+      <w:r>
+        <w:rPr>
+          <w:rStyle w:val="VerbatimChar"/>
+        </w:rPr>
+        <w:t xml:space="preserve">/api/profile-status</w:t>
+      </w:r>
+      <w:r>
+        <w:t xml:space="preserve">,</w:t>
+      </w:r>
+      <w:r>
+        <w:t xml:space="preserve"> </w:t>
+      </w:r>
+      <w:r>
+        <w:rPr>
+          <w:rStyle w:val="VerbatimChar"/>
+        </w:rPr>
+        <w:t xml:space="preserve">/api/aborted-history</w:t>
+      </w:r>
+      <w:r>
+        <w:t xml:space="preserve"> </w:t>
+      </w:r>
+      <w:r>
+        <w:t xml:space="preserve">GET,</w:t>
+      </w:r>
+      <w:r>
+        <w:t xml:space="preserve"> </w:t>
+      </w:r>
+      <w:r>
+        <w:rPr>
+          <w:rStyle w:val="VerbatimChar"/>
+        </w:rPr>
+        <w:t xml:space="preserve">/logo.png</w:t>
+      </w:r>
+      <w:r>
+        <w:t xml:space="preserve">,</w:t>
+      </w:r>
+      <w:r>
+        <w:t xml:space="preserve"> </w:t>
+      </w:r>
+      <w:r>
+        <w:rPr>
+          <w:rStyle w:val="VerbatimChar"/>
+        </w:rPr>
+        <w:t xml:space="preserve">/favicon.ico</w:t>
+      </w:r>
+      <w:r>
+        <w:t xml:space="preserve">) each HTTP 200/204 with real</w:t>
+      </w:r>
+      <w:r>
+        <w:t xml:space="preserve"> </w:t>
+      </w:r>
+      <w:r>
+        <w:t xml:space="preserve">bodies (mutating POST/DELETE routes deliberately NOT auto-called — operator state).</w:t>
       </w:r>
     </w:p>
     <w:p>

--- a/docs/features/Status_Summary.docx
+++ b/docs/features/Status_Summary.docx
@@ -26,7 +26,7 @@
         <w:t xml:space="preserve"> </w:t>
       </w:r>
       <w:r>
-        <w:t xml:space="preserve">6</w:t>
+        <w:t xml:space="preserve">7</w:t>
       </w:r>
       <w:r>
         <w:t xml:space="preserve"> </w:t>
@@ -42,7 +42,7 @@
         <w:t xml:space="preserve"> </w:t>
       </w:r>
       <w:r>
-        <w:t xml:space="preserve">2026-06-16T08:38:00Z</w:t>
+        <w:t xml:space="preserve">2026-06-16T09:30:00Z</w:t>
       </w:r>
       <w:r>
         <w:t xml:space="preserve"> </w:t>
@@ -730,19 +730,61 @@
         </w:numPr>
       </w:pPr>
       <w:r>
-        <w:t xml:space="preserve">The automated tests and challenges exist and cover the features, but a full,</w:t>
-      </w:r>
-      <w:r>
-        <w:t xml:space="preserve"> </w:t>
-      </w:r>
-      <w:r>
-        <w:t xml:space="preserve">clean, evidence-captured test run is not yet on record in this document, so most</w:t>
-      </w:r>
-      <w:r>
-        <w:t xml:space="preserve"> </w:t>
-      </w:r>
-      <w:r>
-        <w:t xml:space="preserve">verdicts read "PENDING_FORENSICS" rather than a confirmed PASS.</w:t>
+        <w:rPr>
+          <w:b/>
+          <w:bCs/>
+        </w:rPr>
+        <w:t xml:space="preserve">The post-processor's automated tests now have a captured, evidence-backed green</w:t>
+      </w:r>
+      <w:r>
+        <w:rPr>
+          <w:b/>
+          <w:bCs/>
+        </w:rPr>
+        <w:t xml:space="preserve"> </w:t>
+      </w:r>
+      <w:r>
+        <w:rPr>
+          <w:b/>
+          <w:bCs/>
+        </w:rPr>
+        <w:t xml:space="preserve">run:</w:t>
+      </w:r>
+      <w:r>
+        <w:t xml:space="preserve"> </w:t>
+      </w:r>
+      <w:r>
+        <w:t xml:space="preserve">69 of 69 unit/integration tests pass, plus a 22/22 live smoke test and an</w:t>
+      </w:r>
+      <w:r>
+        <w:t xml:space="preserve"> </w:t>
+      </w:r>
+      <w:r>
+        <w:t xml:space="preserve">18/18 API-contract check — all against the running system (saved under</w:t>
+      </w:r>
+      <w:r>
+        <w:t xml:space="preserve"> </w:t>
+      </w:r>
+      <w:r>
+        <w:rPr>
+          <w:rStyle w:val="VerbatimChar"/>
+        </w:rPr>
+        <w:t xml:space="preserve">qa-results/</w:t>
+      </w:r>
+      <w:r>
+        <w:t xml:space="preserve">). So the post-processor is a confirmed PASS, not "pending". The</w:t>
+      </w:r>
+      <w:r>
+        <w:t xml:space="preserve"> </w:t>
+      </w:r>
+      <w:r>
+        <w:t xml:space="preserve">remaining "PENDING_FORENSICS" verdicts are for tests that start/stop containers,</w:t>
+      </w:r>
+      <w:r>
+        <w:t xml:space="preserve"> </w:t>
+      </w:r>
+      <w:r>
+        <w:t xml:space="preserve">which were deliberately not run so the live released system stays up.</w:t>
       </w:r>
     </w:p>
     <w:bookmarkEnd w:id="12"/>

--- a/docs/features/Status_Summary.docx
+++ b/docs/features/Status_Summary.docx
@@ -26,7 +26,7 @@
         <w:t xml:space="preserve"> </w:t>
       </w:r>
       <w:r>
-        <w:t xml:space="preserve">7</w:t>
+        <w:t xml:space="preserve">8</w:t>
       </w:r>
       <w:r>
         <w:t xml:space="preserve"> </w:t>
@@ -42,7 +42,7 @@
         <w:t xml:space="preserve"> </w:t>
       </w:r>
       <w:r>
-        <w:t xml:space="preserve">2026-06-16T09:30:00Z</w:t>
+        <w:t xml:space="preserve">2026-06-16T09:52:00Z</w:t>
       </w:r>
       <w:r>
         <w:t xml:space="preserve"> </w:t>
@@ -734,7 +734,7 @@
           <w:b/>
           <w:bCs/>
         </w:rPr>
-        <w:t xml:space="preserve">The post-processor's automated tests now have a captured, evidence-backed green</w:t>
+        <w:t xml:space="preserve">The automated tests now have a captured, evidence-backed green run — 189 tests</w:t>
       </w:r>
       <w:r>
         <w:rPr>
@@ -748,19 +748,38 @@
           <w:b/>
           <w:bCs/>
         </w:rPr>
-        <w:t xml:space="preserve">run:</w:t>
-      </w:r>
-      <w:r>
-        <w:t xml:space="preserve"> </w:t>
-      </w:r>
-      <w:r>
-        <w:t xml:space="preserve">69 of 69 unit/integration tests pass, plus a 22/22 live smoke test and an</w:t>
-      </w:r>
-      <w:r>
-        <w:t xml:space="preserve"> </w:t>
-      </w:r>
-      <w:r>
-        <w:t xml:space="preserve">18/18 API-contract check — all against the running system (saved under</w:t>
+        <w:t xml:space="preserve">this session, zero real failures:</w:t>
+      </w:r>
+      <w:r>
+        <w:t xml:space="preserve"> </w:t>
+      </w:r>
+      <w:r>
+        <w:t xml:space="preserve">69/69 post-processor unit/integration, 22/22 live</w:t>
+      </w:r>
+      <w:r>
+        <w:t xml:space="preserve"> </w:t>
+      </w:r>
+      <w:r>
+        <w:t xml:space="preserve">smoke, 18/18 API-contract,</w:t>
+      </w:r>
+      <w:r>
+        <w:t xml:space="preserve"> </w:t>
+      </w:r>
+      <w:r>
+        <w:rPr>
+          <w:b/>
+          <w:bCs/>
+        </w:rPr>
+        <w:t xml:space="preserve">63/63 dashboard (Angular) UI-component tests</w:t>
+      </w:r>
+      <w:r>
+        <w:t xml:space="preserve">, and 17/17</w:t>
+      </w:r>
+      <w:r>
+        <w:t xml:space="preserve"> </w:t>
+      </w:r>
+      <w:r>
+        <w:t xml:space="preserve">pure-shell unit tests — all saved under</w:t>
       </w:r>
       <w:r>
         <w:t xml:space="preserve"> </w:t>
@@ -772,19 +791,71 @@
         <w:t xml:space="preserve">qa-results/</w:t>
       </w:r>
       <w:r>
-        <w:t xml:space="preserve">). So the post-processor is a confirmed PASS, not "pending". The</w:t>
-      </w:r>
-      <w:r>
-        <w:t xml:space="preserve"> </w:t>
-      </w:r>
-      <w:r>
-        <w:t xml:space="preserve">remaining "PENDING_FORENSICS" verdicts are for tests that start/stop containers,</w:t>
-      </w:r>
-      <w:r>
-        <w:t xml:space="preserve"> </w:t>
-      </w:r>
-      <w:r>
-        <w:t xml:space="preserve">which were deliberately not run so the live released system stays up.</w:t>
+        <w:t xml:space="preserve">. So the post-processor AND the</w:t>
+      </w:r>
+      <w:r>
+        <w:t xml:space="preserve"> </w:t>
+      </w:r>
+      <w:r>
+        <w:t xml:space="preserve">dashboard components are confirmed PASS, not "pending". The remaining</w:t>
+      </w:r>
+      <w:r>
+        <w:t xml:space="preserve"> </w:t>
+      </w:r>
+      <w:r>
+        <w:t xml:space="preserve">"PENDING_FORENSICS" verdicts are for tests that start/stop containers, which were</w:t>
+      </w:r>
+      <w:r>
+        <w:t xml:space="preserve"> </w:t>
+      </w:r>
+      <w:r>
+        <w:t xml:space="preserve">deliberately not run so the live released system stays up.</w:t>
+      </w:r>
+    </w:p>
+    <w:p>
+      <w:pPr>
+        <w:pStyle w:val="Compact"/>
+        <w:numPr>
+          <w:ilvl w:val="0"/>
+          <w:numId w:val="1004"/>
+        </w:numPr>
+      </w:pPr>
+      <w:r>
+        <w:rPr>
+          <w:b/>
+          <w:bCs/>
+        </w:rPr>
+        <w:t xml:space="preserve">Local image analysis was proven to work on this machine:</w:t>
+      </w:r>
+      <w:r>
+        <w:t xml:space="preserve"> </w:t>
+      </w:r>
+      <w:r>
+        <w:t xml:space="preserve">a small vision model</w:t>
+      </w:r>
+      <w:r>
+        <w:t xml:space="preserve"> </w:t>
+      </w:r>
+      <w:r>
+        <w:t xml:space="preserve">(Qwen2.5-VL-3B via mlx, using the Mac's GPU, no cloud) described a real dashboard</w:t>
+      </w:r>
+      <w:r>
+        <w:t xml:space="preserve"> </w:t>
+      </w:r>
+      <w:r>
+        <w:t xml:space="preserve">screenshot correctly in ~20 seconds. It's a useful helper but occasionally invents</w:t>
+      </w:r>
+      <w:r>
+        <w:t xml:space="preserve"> </w:t>
+      </w:r>
+      <w:r>
+        <w:t xml:space="preserve">small plausible details, so the assistant's own reading of screenshots stays the</w:t>
+      </w:r>
+      <w:r>
+        <w:t xml:space="preserve"> </w:t>
+      </w:r>
+      <w:r>
+        <w:t xml:space="preserve">primary check.</w:t>
       </w:r>
     </w:p>
     <w:bookmarkEnd w:id="12"/>
